--- a/docs/rustige-momenten-detectie.docx
+++ b/docs/rustige-momenten-detectie.docx
@@ -144,6 +144,50 @@
         <w:spacing w:after="120"/>
       </w:pPr>
       <w:r>
+        <w:t xml:space="preserve">Sinds september 2026 kijkt Filly ook naar de </w:t>
+      </w:r>
+      <w:r>
+        <w:rPr>
+          <w:b/>
+          <w:bCs/>
+        </w:rPr>
+        <w:t xml:space="preserve">kalenderdatum zelf</w:t>
+      </w:r>
+      <w:r>
+        <w:t xml:space="preserve">: weer, evenementen in de buurt en feestdagen schuiven de verwachte drukte per dag. Daardoor kan een dag die op het weekpatroon alleen niet opviel, tóch een kans worden — bijvoorbeeld een vrijdag die stil wordt door storm.</w:t>
+      </w:r>
+    </w:p>
+    <w:p>
+      <w:pPr>
+        <w:spacing w:after="120"/>
+      </w:pPr>
+      <w:r>
+        <w:t xml:space="preserve">Daarnaast is er een </w:t>
+      </w:r>
+      <w:r>
+        <w:rPr>
+          <w:b/>
+          <w:bCs/>
+        </w:rPr>
+        <w:t xml:space="preserve">beleidslaag</w:t>
+      </w:r>
+      <w:r>
+        <w:t xml:space="preserve">: feestdagen vallen af, dagen waar al een campagne of concept voor klaarstaat vallen af, en een moment dat je recent al gebruikt hebt weegt minder zwaar. Zo blijft de lijst rouleren in plaats van elke week dezelfde twee weekdagen te tonen.</w:t>
+      </w:r>
+    </w:p>
+    <w:p>
+      <w:pPr>
+        <w:spacing w:after="120"/>
+      </w:pPr>
+      <w:r>
+        <w:t xml:space="preserve">Tot slot leert Filly van wat er gebeurde: per campagne meet hij of het dagdeel waarvoor die bedoeld was ook echt voller werd, en weegt momenten die het bij jou beter doen iets zwaarder.</w:t>
+      </w:r>
+    </w:p>
+    <w:p>
+      <w:pPr>
+        <w:spacing w:after="120"/>
+      </w:pPr>
+      <w:r>
         <w:rPr>
           <w:b/>
           <w:bCs/>
@@ -151,7 +195,7 @@
         <w:t xml:space="preserve">Kort samengevat: </w:t>
       </w:r>
       <w:r>
-        <w:t xml:space="preserve">leegste momenten eerst, ongewone dips extra hoog, en een plafond op het aantal.</w:t>
+        <w:t xml:space="preserve">leegste momenten eerst, ongewone dips extra hoog, wat déze datum bijzonder maakt erbovenop, niet twee keer hetzelfde moment achter elkaar, en een plafond op het aantal.</w:t>
       </w:r>
     </w:p>
     <w:p>
@@ -204,6 +248,24 @@
       </w:pPr>
       <w:r>
         <w:t xml:space="preserve">Input is Google "Populaire tijden", via Apify, opgeslagen als weekpatroon van 7 dagen x 24 uur (relatieve drukte 0-100).</w:t>
+      </w:r>
+    </w:p>
+    <w:p>
+      <w:pPr>
+        <w:spacing w:after="120"/>
+      </w:pPr>
+      <w:r>
+        <w:t xml:space="preserve">Daarnaast gebruikt de detectie sinds september 2026 drie bronnen die </w:t>
+      </w:r>
+      <w:r>
+        <w:rPr>
+          <w:b/>
+          <w:bCs/>
+        </w:rPr>
+        <w:t xml:space="preserve">per kalenderdatum</w:t>
+      </w:r>
+      <w:r>
+        <w:t xml:space="preserve"> verschillen, en die al in het project zaten voor andere doeleinden: de weersverwachting (Open-Meteo, 7 dagen vooruit), evenementen in de buurt (evenementen.nl, met een afstandsstaffel per categorie) en de Nederlandse feestdagen (in code uitgerekend). Ze waren eerder alleen aangesloten op de campagne-teksten, niet op de detectie — Filly kon dus in de chat over een festival om de hoek praten terwijl de detectie die de dag koos er niets van wist.</w:t>
       </w:r>
     </w:p>
     <w:p>
@@ -2207,6 +2269,42 @@
         <w:spacing w:after="120"/>
       </w:pPr>
       <w:r>
+        <w:t xml:space="preserve">Sinds september 2026 is die bonus </w:t>
+      </w:r>
+      <w:r>
+        <w:rPr>
+          <w:b/>
+          <w:bCs/>
+        </w:rPr>
+        <w:t xml:space="preserve">begrensd</w:t>
+      </w:r>
+      <w:r>
+        <w:t xml:space="preserve">. Bij een zaak met een heel vlakke afwijkings-verdeling viel de "normale schommeling" terug op bijna nul, en dan blies een afwijking van 35 punten de bonus op tot een veelvoud van de vulbaarheid zelf. De hoofdmaat verdween daarmee in de ruis. De bonus telt nu hooguit even zwaar als bedoeld, en ook de schommeling heeft een ondergrens.</w:t>
+      </w:r>
+    </w:p>
+    <w:p>
+      <w:pPr>
+        <w:spacing w:after="120"/>
+      </w:pPr>
+      <w:r>
+        <w:t xml:space="preserve">Even belangrijk: de </w:t>
+      </w:r>
+      <w:r>
+        <w:rPr>
+          <w:b/>
+          <w:bCs/>
+        </w:rPr>
+        <w:t xml:space="preserve">drukte-factor van de datum</w:t>
+      </w:r>
+      <w:r>
+        <w:t xml:space="preserve"> (hoofdstuk 7) wordt op de verwachting toegepast vóórdat het gat wordt bepaald. De drempel hierboven is dus geen vast getal per weekdag meer, maar hangt af van wat er op díé dag speelt.</w:t>
+      </w:r>
+    </w:p>
+    <w:p>
+      <w:pPr>
+        <w:spacing w:after="120"/>
+      </w:pPr>
+      <w:r>
         <w:rPr>
           <w:b/>
           <w:bCs/>
@@ -2944,15 +3042,491 @@
           <w:bCs/>
           <w:color w:val="1F4A2D"/>
         </w:rPr>
-        <w:t xml:space="preserve">7. Hoe Filly erop inspeelt</w:t>
-      </w:r>
-    </w:p>
-    <w:p>
-      <w:pPr>
-        <w:spacing w:after="120"/>
-      </w:pPr>
-      <w:r>
-        <w:t xml:space="preserve">Per moment stemt Filly het voorstel af op het dagdeel: kanaal, gastsegment en verzendmoment. Overdag (lunch/middag) een last-minute zetje via WhatsApp/mail naar vaste gasten; 's avonds eerder op de dag via social/mail. Het dagdeel en de toon ("ongewoon" vs "doorgaans") gaan mee in de campagne-generatie.</w:t>
+        <w:t xml:space="preserve">7. Datum-signalen: weer, evenementen en feestdagen</w:t>
+      </w:r>
+    </w:p>
+    <w:p>
+      <w:pPr>
+        <w:spacing w:after="120"/>
+      </w:pPr>
+      <w:r>
+        <w:t xml:space="preserve">Alles hierboven hangt alleen van de </w:t>
+      </w:r>
+      <w:r>
+        <w:rPr>
+          <w:b/>
+          <w:bCs/>
+        </w:rPr>
+        <w:t xml:space="preserve">weekdag</w:t>
+      </w:r>
+      <w:r>
+        <w:t xml:space="preserve"> af. Het weekpatroon is per weekdag constant, dus de score van "maandag lunch" was een vast getal. Sorteren op die score met een plafond van 2 gaf dan onvermijdelijk elke week dezelfde twee weekdagen. Dat oogt als een opzoektabel, niet als een model — en het miste precies de momenten waar een assistent waarde toevoegt.</w:t>
+      </w:r>
+    </w:p>
+    <w:p>
+      <w:pPr>
+        <w:spacing w:after="120"/>
+      </w:pPr>
+      <w:r>
+        <w:t xml:space="preserve">Daarom krijgt elke datum nu een </w:t>
+      </w:r>
+      <w:r>
+        <w:rPr>
+          <w:b/>
+          <w:bCs/>
+        </w:rPr>
+        <w:t xml:space="preserve">drukte-factor</w:t>
+      </w:r>
+      <w:r>
+        <w:t xml:space="preserve">. Boven de 1 betekent "drukker dan het weekpatroon zegt", onder de 1 "rustiger".</w:t>
+      </w:r>
+    </w:p>
+    <w:tbl>
+      <w:tblPr>
+        <w:tblW w:type="dxa" w:w="5000"/>
+        <w:tblBorders>
+          <w:top w:val="single" w:color="D9D3C4" w:sz="4"/>
+          <w:left w:val="single" w:color="D9D3C4" w:sz="4"/>
+          <w:bottom w:val="single" w:color="D9D3C4" w:sz="4"/>
+          <w:right w:val="single" w:color="D9D3C4" w:sz="4"/>
+          <w:insideH w:val="single" w:color="D9D3C4" w:sz="4"/>
+          <w:insideV w:val="single" w:color="D9D3C4" w:sz="4"/>
+        </w:tblBorders>
+      </w:tblPr>
+      <w:tblGrid>
+        <w:gridCol w:w="1600"/>
+        <w:gridCol w:w="3400"/>
+      </w:tblGrid>
+      <w:tr>
+        <w:tc>
+          <w:tcPr>
+            <w:tcW w:type="dxa" w:w="1600"/>
+            <w:shd w:fill="1F4A2D" w:val="clear"/>
+            <w:tcMar>
+              <w:top w:type="dxa" w:w="40"/>
+              <w:left w:type="dxa" w:w="80"/>
+              <w:bottom w:type="dxa" w:w="40"/>
+              <w:right w:type="dxa" w:w="80"/>
+            </w:tcMar>
+          </w:tcPr>
+          <w:p>
+            <w:pPr>
+              <w:spacing w:after="0"/>
+            </w:pPr>
+            <w:r>
+              <w:rPr>
+                <w:b/>
+                <w:bCs/>
+                <w:color w:val="FFFFFF"/>
+                <w:sz w:val="18"/>
+                <w:szCs w:val="18"/>
+              </w:rPr>
+              <w:t xml:space="preserve">Signaal</w:t>
+            </w:r>
+          </w:p>
+        </w:tc>
+        <w:tc>
+          <w:tcPr>
+            <w:tcW w:type="dxa" w:w="3400"/>
+            <w:shd w:fill="1F4A2D" w:val="clear"/>
+            <w:tcMar>
+              <w:top w:type="dxa" w:w="40"/>
+              <w:left w:type="dxa" w:w="80"/>
+              <w:bottom w:type="dxa" w:w="40"/>
+              <w:right w:type="dxa" w:w="80"/>
+            </w:tcMar>
+          </w:tcPr>
+          <w:p>
+            <w:pPr>
+              <w:spacing w:after="0"/>
+            </w:pPr>
+            <w:r>
+              <w:rPr>
+                <w:b/>
+                <w:bCs/>
+                <w:color w:val="FFFFFF"/>
+                <w:sz w:val="18"/>
+                <w:szCs w:val="18"/>
+              </w:rPr>
+              <w:t xml:space="preserve">Wat het doet met de verwachting</w:t>
+            </w:r>
+          </w:p>
+        </w:tc>
+      </w:tr>
+      <w:tr>
+        <w:tc>
+          <w:tcPr>
+            <w:tcW w:type="dxa" w:w="1600"/>
+            <w:tcMar>
+              <w:top w:type="dxa" w:w="40"/>
+              <w:left w:type="dxa" w:w="80"/>
+              <w:bottom w:type="dxa" w:w="40"/>
+              <w:right w:type="dxa" w:w="80"/>
+            </w:tcMar>
+          </w:tcPr>
+          <w:p>
+            <w:pPr>
+              <w:spacing w:after="0"/>
+            </w:pPr>
+            <w:r>
+              <w:rPr>
+                <w:b w:val="false"/>
+                <w:bCs w:val="false"/>
+                <w:sz w:val="18"/>
+                <w:szCs w:val="18"/>
+              </w:rPr>
+              <w:t xml:space="preserve">Regen, buien, onweer</w:t>
+            </w:r>
+          </w:p>
+        </w:tc>
+        <w:tc>
+          <w:tcPr>
+            <w:tcW w:type="dxa" w:w="3400"/>
+            <w:tcMar>
+              <w:top w:type="dxa" w:w="40"/>
+              <w:left w:type="dxa" w:w="80"/>
+              <w:bottom w:type="dxa" w:w="40"/>
+              <w:right w:type="dxa" w:w="80"/>
+            </w:tcMar>
+          </w:tcPr>
+          <w:p>
+            <w:pPr>
+              <w:spacing w:after="0"/>
+            </w:pPr>
+            <w:r>
+              <w:rPr>
+                <w:b w:val="false"/>
+                <w:bCs w:val="false"/>
+                <w:sz w:val="18"/>
+                <w:szCs w:val="18"/>
+              </w:rPr>
+              <w:t xml:space="preserve">Rustiger (×0,85). Mensen blijven thuis.</w:t>
+            </w:r>
+          </w:p>
+        </w:tc>
+      </w:tr>
+      <w:tr>
+        <w:tc>
+          <w:tcPr>
+            <w:tcW w:type="dxa" w:w="1600"/>
+            <w:tcMar>
+              <w:top w:type="dxa" w:w="40"/>
+              <w:left w:type="dxa" w:w="80"/>
+              <w:bottom w:type="dxa" w:w="40"/>
+              <w:right w:type="dxa" w:w="80"/>
+            </w:tcMar>
+          </w:tcPr>
+          <w:p>
+            <w:pPr>
+              <w:spacing w:after="0"/>
+            </w:pPr>
+            <w:r>
+              <w:rPr>
+                <w:b w:val="false"/>
+                <w:bCs w:val="false"/>
+                <w:sz w:val="18"/>
+                <w:szCs w:val="18"/>
+              </w:rPr>
+              <w:t xml:space="preserve">Koud (max ≤ 8°)</w:t>
+            </w:r>
+          </w:p>
+        </w:tc>
+        <w:tc>
+          <w:tcPr>
+            <w:tcW w:type="dxa" w:w="3400"/>
+            <w:tcMar>
+              <w:top w:type="dxa" w:w="40"/>
+              <w:left w:type="dxa" w:w="80"/>
+              <w:bottom w:type="dxa" w:w="40"/>
+              <w:right w:type="dxa" w:w="80"/>
+            </w:tcMar>
+          </w:tcPr>
+          <w:p>
+            <w:pPr>
+              <w:spacing w:after="0"/>
+            </w:pPr>
+            <w:r>
+              <w:rPr>
+                <w:b w:val="false"/>
+                <w:bCs w:val="false"/>
+                <w:sz w:val="18"/>
+                <w:szCs w:val="18"/>
+              </w:rPr>
+              <w:t xml:space="preserve">Rustiger (×0,88).</w:t>
+            </w:r>
+          </w:p>
+        </w:tc>
+      </w:tr>
+      <w:tr>
+        <w:tc>
+          <w:tcPr>
+            <w:tcW w:type="dxa" w:w="1600"/>
+            <w:tcMar>
+              <w:top w:type="dxa" w:w="40"/>
+              <w:left w:type="dxa" w:w="80"/>
+              <w:bottom w:type="dxa" w:w="40"/>
+              <w:right w:type="dxa" w:w="80"/>
+            </w:tcMar>
+          </w:tcPr>
+          <w:p>
+            <w:pPr>
+              <w:spacing w:after="0"/>
+            </w:pPr>
+            <w:r>
+              <w:rPr>
+                <w:b w:val="false"/>
+                <w:bCs w:val="false"/>
+                <w:sz w:val="18"/>
+                <w:szCs w:val="18"/>
+              </w:rPr>
+              <w:t xml:space="preserve">Hitte (max &gt; 30°)</w:t>
+            </w:r>
+          </w:p>
+        </w:tc>
+        <w:tc>
+          <w:tcPr>
+            <w:tcW w:type="dxa" w:w="3400"/>
+            <w:tcMar>
+              <w:top w:type="dxa" w:w="40"/>
+              <w:left w:type="dxa" w:w="80"/>
+              <w:bottom w:type="dxa" w:w="40"/>
+              <w:right w:type="dxa" w:w="80"/>
+            </w:tcMar>
+          </w:tcPr>
+          <w:p>
+            <w:pPr>
+              <w:spacing w:after="0"/>
+            </w:pPr>
+            <w:r>
+              <w:rPr>
+                <w:b w:val="false"/>
+                <w:bCs w:val="false"/>
+                <w:sz w:val="18"/>
+                <w:szCs w:val="18"/>
+              </w:rPr>
+              <w:t xml:space="preserve">Rustiger (×0,90). Bezoek daalt juist bij hitte.</w:t>
+            </w:r>
+          </w:p>
+        </w:tc>
+      </w:tr>
+      <w:tr>
+        <w:tc>
+          <w:tcPr>
+            <w:tcW w:type="dxa" w:w="1600"/>
+            <w:tcMar>
+              <w:top w:type="dxa" w:w="40"/>
+              <w:left w:type="dxa" w:w="80"/>
+              <w:bottom w:type="dxa" w:w="40"/>
+              <w:right w:type="dxa" w:w="80"/>
+            </w:tcMar>
+          </w:tcPr>
+          <w:p>
+            <w:pPr>
+              <w:spacing w:after="0"/>
+            </w:pPr>
+            <w:r>
+              <w:rPr>
+                <w:b w:val="false"/>
+                <w:bCs w:val="false"/>
+                <w:sz w:val="18"/>
+                <w:szCs w:val="18"/>
+              </w:rPr>
+              <w:t xml:space="preserve">Terrasweer (≥ 22° en droog)</w:t>
+            </w:r>
+          </w:p>
+        </w:tc>
+        <w:tc>
+          <w:tcPr>
+            <w:tcW w:type="dxa" w:w="3400"/>
+            <w:tcMar>
+              <w:top w:type="dxa" w:w="40"/>
+              <w:left w:type="dxa" w:w="80"/>
+              <w:bottom w:type="dxa" w:w="40"/>
+              <w:right w:type="dxa" w:w="80"/>
+            </w:tcMar>
+          </w:tcPr>
+          <w:p>
+            <w:pPr>
+              <w:spacing w:after="0"/>
+            </w:pPr>
+            <w:r>
+              <w:rPr>
+                <w:b w:val="false"/>
+                <w:bCs w:val="false"/>
+                <w:sz w:val="18"/>
+                <w:szCs w:val="18"/>
+              </w:rPr>
+              <w:t xml:space="preserve">Drukker (×1,25 met terras, ×1,10 zonder). Geen kans dus.</w:t>
+            </w:r>
+          </w:p>
+        </w:tc>
+      </w:tr>
+      <w:tr>
+        <w:tc>
+          <w:tcPr>
+            <w:tcW w:type="dxa" w:w="1600"/>
+            <w:tcMar>
+              <w:top w:type="dxa" w:w="40"/>
+              <w:left w:type="dxa" w:w="80"/>
+              <w:bottom w:type="dxa" w:w="40"/>
+              <w:right w:type="dxa" w:w="80"/>
+            </w:tcMar>
+          </w:tcPr>
+          <w:p>
+            <w:pPr>
+              <w:spacing w:after="0"/>
+            </w:pPr>
+            <w:r>
+              <w:rPr>
+                <w:b w:val="false"/>
+                <w:bCs w:val="false"/>
+                <w:sz w:val="18"/>
+                <w:szCs w:val="18"/>
+              </w:rPr>
+              <w:t xml:space="preserve">Evenement in de buurt</w:t>
+            </w:r>
+          </w:p>
+        </w:tc>
+        <w:tc>
+          <w:tcPr>
+            <w:tcW w:type="dxa" w:w="3400"/>
+            <w:tcMar>
+              <w:top w:type="dxa" w:w="40"/>
+              <w:left w:type="dxa" w:w="80"/>
+              <w:bottom w:type="dxa" w:w="40"/>
+              <w:right w:type="dxa" w:w="80"/>
+            </w:tcMar>
+          </w:tcPr>
+          <w:p>
+            <w:pPr>
+              <w:spacing w:after="0"/>
+            </w:pPr>
+            <w:r>
+              <w:rPr>
+                <w:b w:val="false"/>
+                <w:bCs w:val="false"/>
+                <w:sz w:val="18"/>
+                <w:szCs w:val="18"/>
+              </w:rPr>
+              <w:t xml:space="preserve">Drukker, naar zwaarte: categorie × nabijheid, tot ×1,5 voor een festival op de stoep.</w:t>
+            </w:r>
+          </w:p>
+        </w:tc>
+      </w:tr>
+      <w:tr>
+        <w:tc>
+          <w:tcPr>
+            <w:tcW w:type="dxa" w:w="1600"/>
+            <w:tcMar>
+              <w:top w:type="dxa" w:w="40"/>
+              <w:left w:type="dxa" w:w="80"/>
+              <w:bottom w:type="dxa" w:w="40"/>
+              <w:right w:type="dxa" w:w="80"/>
+            </w:tcMar>
+          </w:tcPr>
+          <w:p>
+            <w:pPr>
+              <w:spacing w:after="0"/>
+            </w:pPr>
+            <w:r>
+              <w:rPr>
+                <w:b w:val="false"/>
+                <w:bCs w:val="false"/>
+                <w:sz w:val="18"/>
+                <w:szCs w:val="18"/>
+              </w:rPr>
+              <w:t xml:space="preserve">Feestdag</w:t>
+            </w:r>
+          </w:p>
+        </w:tc>
+        <w:tc>
+          <w:tcPr>
+            <w:tcW w:type="dxa" w:w="3400"/>
+            <w:tcMar>
+              <w:top w:type="dxa" w:w="40"/>
+              <w:left w:type="dxa" w:w="80"/>
+              <w:bottom w:type="dxa" w:w="40"/>
+              <w:right w:type="dxa" w:w="80"/>
+            </w:tcMar>
+          </w:tcPr>
+          <w:p>
+            <w:pPr>
+              <w:spacing w:after="0"/>
+            </w:pPr>
+            <w:r>
+              <w:rPr>
+                <w:b w:val="false"/>
+                <w:bCs w:val="false"/>
+                <w:sz w:val="18"/>
+                <w:szCs w:val="18"/>
+              </w:rPr>
+              <w:t xml:space="preserve">Valt helemaal af — zie hoofdstuk 8.</w:t>
+            </w:r>
+          </w:p>
+        </w:tc>
+      </w:tr>
+    </w:tbl>
+    <w:p>
+      <w:pPr>
+        <w:spacing w:after="120"/>
+      </w:pPr>
+    </w:p>
+    <w:p>
+      <w:pPr>
+        <w:spacing w:after="120"/>
+      </w:pPr>
+      <w:r>
+        <w:t xml:space="preserve">Het belangrijkste ontwerpbesluit zit in </w:t>
+      </w:r>
+      <w:r>
+        <w:rPr>
+          <w:i/>
+          <w:iCs/>
+        </w:rPr>
+        <w:t xml:space="preserve">waar</w:t>
+      </w:r>
+      <w:r>
+        <w:t xml:space="preserve"> die factor werkt: op de </w:t>
+      </w:r>
+      <w:r>
+        <w:rPr>
+          <w:b/>
+          <w:bCs/>
+        </w:rPr>
+        <w:t xml:space="preserve">verwachte drukte, vóór de vulbaarheidsdrempel</w:t>
+      </w:r>
+      <w:r>
+        <w:t xml:space="preserve">, en niet op de eindscore. Dat verschil is niet cosmetisch. Op de score kan een signaal alleen de volgorde van dezelfde vaste lijst veranderen. Op de verwachting kan het een kans laten ontstaan.</w:t>
+      </w:r>
+    </w:p>
+    <w:p>
+      <w:pPr>
+        <w:spacing w:after="120"/>
+      </w:pPr>
+      <w:r>
+        <w:rPr>
+          <w:b/>
+          <w:bCs/>
+        </w:rPr>
+        <w:t xml:space="preserve">Rekenvoorbeeld</w:t>
+      </w:r>
+      <w:r>
+        <w:t xml:space="preserve">. Stel de piek is 70 en de vrijdaglunch zit op 62. Het gat is 8 — te weinig, dus vrijdag is geen kandidaat. Komt er storm in de verwachting, dan wordt de verwachting 62 × 0,85 ≈ 52,7 en het gat 17,3. Nu haalt vrijdag de drempel wél. Die verschuiving telt bovendien mee als afwijking, dus de dag krijgt vanzelf het label "ongewoon rustig".</w:t>
+      </w:r>
+    </w:p>
+    <w:p>
+      <w:pPr>
+        <w:spacing w:after="120"/>
+      </w:pPr>
+      <w:r>
+        <w:rPr>
+          <w:b/>
+          <w:bCs/>
+        </w:rPr>
+        <w:t xml:space="preserve">Grenzen van de bronnen</w:t>
+      </w:r>
+      <w:r>
+        <w:t xml:space="preserve">. De weersverwachting reikt 7 dagen; de detectie kijkt 21 dagen vooruit, dus voorbij dag 7 is er simpelweg geen weersignaal. De evenementen-tabel kent geen bezoekersaantal en geen einddatum: "groot" wordt benaderd met categorie en afstand, en een meerdaags festival telt alleen op zijn startdag. Valt een bron weg, dan rekent het model gewoon door op het weekpatroon — hetzelfde pad dat elke aanroep voorbij dag 7 sowieso al loopt.</w:t>
       </w:r>
     </w:p>
     <w:p>
@@ -2966,7 +3540,955 @@
           <w:bCs/>
           <w:color w:val="1F4A2D"/>
         </w:rPr>
-        <w:t xml:space="preserve">8. Verantwoording: waarom niet anders?</w:t>
+        <w:t xml:space="preserve">8. De beleidslaag: wat afvalt, en hoe de lijst rouleert</w:t>
+      </w:r>
+    </w:p>
+    <w:p>
+      <w:pPr>
+        <w:spacing w:after="120"/>
+      </w:pPr>
+      <w:r>
+        <w:t xml:space="preserve">Bovenop de rangschikking staan een paar regels over wat je wel en niet aan de eigenaar voorlegt. Twee ervan zijn hard: die dagen vallen af. De rest dempt alleen.</w:t>
+      </w:r>
+    </w:p>
+    <w:tbl>
+      <w:tblPr>
+        <w:tblW w:type="dxa" w:w="5000"/>
+        <w:tblBorders>
+          <w:top w:val="single" w:color="D9D3C4" w:sz="4"/>
+          <w:left w:val="single" w:color="D9D3C4" w:sz="4"/>
+          <w:bottom w:val="single" w:color="D9D3C4" w:sz="4"/>
+          <w:right w:val="single" w:color="D9D3C4" w:sz="4"/>
+          <w:insideH w:val="single" w:color="D9D3C4" w:sz="4"/>
+          <w:insideV w:val="single" w:color="D9D3C4" w:sz="4"/>
+        </w:tblBorders>
+      </w:tblPr>
+      <w:tblGrid>
+        <w:gridCol w:w="1500"/>
+        <w:gridCol w:w="3500"/>
+      </w:tblGrid>
+      <w:tr>
+        <w:tc>
+          <w:tcPr>
+            <w:tcW w:type="dxa" w:w="1500"/>
+            <w:shd w:fill="1F4A2D" w:val="clear"/>
+            <w:tcMar>
+              <w:top w:type="dxa" w:w="40"/>
+              <w:left w:type="dxa" w:w="80"/>
+              <w:bottom w:type="dxa" w:w="40"/>
+              <w:right w:type="dxa" w:w="80"/>
+            </w:tcMar>
+          </w:tcPr>
+          <w:p>
+            <w:pPr>
+              <w:spacing w:after="0"/>
+            </w:pPr>
+            <w:r>
+              <w:rPr>
+                <w:b/>
+                <w:bCs/>
+                <w:color w:val="FFFFFF"/>
+                <w:sz w:val="18"/>
+                <w:szCs w:val="18"/>
+              </w:rPr>
+              <w:t xml:space="preserve">Regel</w:t>
+            </w:r>
+          </w:p>
+        </w:tc>
+        <w:tc>
+          <w:tcPr>
+            <w:tcW w:type="dxa" w:w="3500"/>
+            <w:shd w:fill="1F4A2D" w:val="clear"/>
+            <w:tcMar>
+              <w:top w:type="dxa" w:w="40"/>
+              <w:left w:type="dxa" w:w="80"/>
+              <w:bottom w:type="dxa" w:w="40"/>
+              <w:right w:type="dxa" w:w="80"/>
+            </w:tcMar>
+          </w:tcPr>
+          <w:p>
+            <w:pPr>
+              <w:spacing w:after="0"/>
+            </w:pPr>
+            <w:r>
+              <w:rPr>
+                <w:b/>
+                <w:bCs/>
+                <w:color w:val="FFFFFF"/>
+                <w:sz w:val="18"/>
+                <w:szCs w:val="18"/>
+              </w:rPr>
+              <w:t xml:space="preserve">Wat er gebeurt</w:t>
+            </w:r>
+          </w:p>
+        </w:tc>
+      </w:tr>
+      <w:tr>
+        <w:tc>
+          <w:tcPr>
+            <w:tcW w:type="dxa" w:w="1500"/>
+            <w:tcMar>
+              <w:top w:type="dxa" w:w="40"/>
+              <w:left w:type="dxa" w:w="80"/>
+              <w:bottom w:type="dxa" w:w="40"/>
+              <w:right w:type="dxa" w:w="80"/>
+            </w:tcMar>
+          </w:tcPr>
+          <w:p>
+            <w:pPr>
+              <w:spacing w:after="0"/>
+            </w:pPr>
+            <w:r>
+              <w:rPr>
+                <w:b w:val="false"/>
+                <w:bCs w:val="false"/>
+                <w:sz w:val="18"/>
+                <w:szCs w:val="18"/>
+              </w:rPr>
+              <w:t xml:space="preserve">Feestdag (hard)</w:t>
+            </w:r>
+          </w:p>
+        </w:tc>
+        <w:tc>
+          <w:tcPr>
+            <w:tcW w:type="dxa" w:w="3500"/>
+            <w:tcMar>
+              <w:top w:type="dxa" w:w="40"/>
+              <w:left w:type="dxa" w:w="80"/>
+              <w:bottom w:type="dxa" w:w="40"/>
+              <w:right w:type="dxa" w:w="80"/>
+            </w:tcMar>
+          </w:tcPr>
+          <w:p>
+            <w:pPr>
+              <w:spacing w:after="0"/>
+            </w:pPr>
+            <w:r>
+              <w:rPr>
+                <w:b w:val="false"/>
+                <w:bCs w:val="false"/>
+                <w:sz w:val="18"/>
+                <w:szCs w:val="18"/>
+              </w:rPr>
+              <w:t xml:space="preserve">Valt af. Niet de stille (Goede Vrijdag) en niet de drukke (Kerst, Valentijn): geen van beide is een rustig moment om te vullen.</w:t>
+            </w:r>
+          </w:p>
+        </w:tc>
+      </w:tr>
+      <w:tr>
+        <w:tc>
+          <w:tcPr>
+            <w:tcW w:type="dxa" w:w="1500"/>
+            <w:tcMar>
+              <w:top w:type="dxa" w:w="40"/>
+              <w:left w:type="dxa" w:w="80"/>
+              <w:bottom w:type="dxa" w:w="40"/>
+              <w:right w:type="dxa" w:w="80"/>
+            </w:tcMar>
+          </w:tcPr>
+          <w:p>
+            <w:pPr>
+              <w:spacing w:after="0"/>
+            </w:pPr>
+            <w:r>
+              <w:rPr>
+                <w:b w:val="false"/>
+                <w:bCs w:val="false"/>
+                <w:sz w:val="18"/>
+                <w:szCs w:val="18"/>
+              </w:rPr>
+              <w:t xml:space="preserve">Al afgedekt (hard)</w:t>
+            </w:r>
+          </w:p>
+        </w:tc>
+        <w:tc>
+          <w:tcPr>
+            <w:tcW w:type="dxa" w:w="3500"/>
+            <w:tcMar>
+              <w:top w:type="dxa" w:w="40"/>
+              <w:left w:type="dxa" w:w="80"/>
+              <w:bottom w:type="dxa" w:w="40"/>
+              <w:right w:type="dxa" w:w="80"/>
+            </w:tcMar>
+          </w:tcPr>
+          <w:p>
+            <w:pPr>
+              <w:spacing w:after="0"/>
+            </w:pPr>
+            <w:r>
+              <w:rPr>
+                <w:b w:val="false"/>
+                <w:bCs w:val="false"/>
+                <w:sz w:val="18"/>
+                <w:szCs w:val="18"/>
+              </w:rPr>
+              <w:t xml:space="preserve">Staat er al een campagne, concept of openstaand voorstel voor die dag, dan valt hij af — en schuift er een andere dag voor in de plaats.</w:t>
+            </w:r>
+          </w:p>
+        </w:tc>
+      </w:tr>
+      <w:tr>
+        <w:tc>
+          <w:tcPr>
+            <w:tcW w:type="dxa" w:w="1500"/>
+            <w:tcMar>
+              <w:top w:type="dxa" w:w="40"/>
+              <w:left w:type="dxa" w:w="80"/>
+              <w:bottom w:type="dxa" w:w="40"/>
+              <w:right w:type="dxa" w:w="80"/>
+            </w:tcMar>
+          </w:tcPr>
+          <w:p>
+            <w:pPr>
+              <w:spacing w:after="0"/>
+            </w:pPr>
+            <w:r>
+              <w:rPr>
+                <w:b w:val="false"/>
+                <w:bCs w:val="false"/>
+                <w:sz w:val="18"/>
+                <w:szCs w:val="18"/>
+              </w:rPr>
+              <w:t xml:space="preserve">Cool-down (dempend)</w:t>
+            </w:r>
+          </w:p>
+        </w:tc>
+        <w:tc>
+          <w:tcPr>
+            <w:tcW w:type="dxa" w:w="3500"/>
+            <w:tcMar>
+              <w:top w:type="dxa" w:w="40"/>
+              <w:left w:type="dxa" w:w="80"/>
+              <w:bottom w:type="dxa" w:w="40"/>
+              <w:right w:type="dxa" w:w="80"/>
+            </w:tcMar>
+          </w:tcPr>
+          <w:p>
+            <w:pPr>
+              <w:spacing w:after="0"/>
+            </w:pPr>
+            <w:r>
+              <w:rPr>
+                <w:b w:val="false"/>
+                <w:bCs w:val="false"/>
+                <w:sz w:val="18"/>
+                <w:szCs w:val="18"/>
+              </w:rPr>
+              <w:t xml:space="preserve">Een weekdag × dagdeel dat je recent gebruikt hebt telt minder zwaar: ×0,40 deze week, ×0,70 vorige week, ×0,85 de week daarvoor.</w:t>
+            </w:r>
+          </w:p>
+        </w:tc>
+      </w:tr>
+      <w:tr>
+        <w:tc>
+          <w:tcPr>
+            <w:tcW w:type="dxa" w:w="1500"/>
+            <w:tcMar>
+              <w:top w:type="dxa" w:w="40"/>
+              <w:left w:type="dxa" w:w="80"/>
+              <w:bottom w:type="dxa" w:w="40"/>
+              <w:right w:type="dxa" w:w="80"/>
+            </w:tcMar>
+          </w:tcPr>
+          <w:p>
+            <w:pPr>
+              <w:spacing w:after="0"/>
+            </w:pPr>
+            <w:r>
+              <w:rPr>
+                <w:b w:val="false"/>
+                <w:bCs w:val="false"/>
+                <w:sz w:val="18"/>
+                <w:szCs w:val="18"/>
+              </w:rPr>
+              <w:t xml:space="preserve">Spreiding (dempend)</w:t>
+            </w:r>
+          </w:p>
+        </w:tc>
+        <w:tc>
+          <w:tcPr>
+            <w:tcW w:type="dxa" w:w="3500"/>
+            <w:tcMar>
+              <w:top w:type="dxa" w:w="40"/>
+              <w:left w:type="dxa" w:w="80"/>
+              <w:bottom w:type="dxa" w:w="40"/>
+              <w:right w:type="dxa" w:w="80"/>
+            </w:tcMar>
+          </w:tcPr>
+          <w:p>
+            <w:pPr>
+              <w:spacing w:after="0"/>
+            </w:pPr>
+            <w:r>
+              <w:rPr>
+                <w:b w:val="false"/>
+                <w:bCs w:val="false"/>
+                <w:sz w:val="18"/>
+                <w:szCs w:val="18"/>
+              </w:rPr>
+              <w:t xml:space="preserve">Een tweede kans in dezelfde week met hetzelfde dagdeel weegt ×0,85, zodat je niet twee keer "lunch" achter elkaar krijgt.</w:t>
+            </w:r>
+          </w:p>
+        </w:tc>
+      </w:tr>
+    </w:tbl>
+    <w:p>
+      <w:pPr>
+        <w:spacing w:after="120"/>
+      </w:pPr>
+    </w:p>
+    <w:p>
+      <w:pPr>
+        <w:spacing w:after="120"/>
+      </w:pPr>
+      <w:r>
+        <w:rPr>
+          <w:b/>
+          <w:bCs/>
+        </w:rPr>
+        <w:t xml:space="preserve">Waarom dempen en niet uitsluiten</w:t>
+      </w:r>
+      <w:r>
+        <w:t xml:space="preserve">. Een slot hard blokkeren bouwt gewoon een ánder vast patroon. Dempen betekent: zijn de alternatieven zwak genoeg, dan wint een recent gebruikt moment alsnog. En demping haalt nooit een voorstel weg — je krijgt er nooit mínder dan voorheen, ze staan alleen in een andere volgorde. Alleen de twee harde regels kunnen een week leeg maken, en dan zegt het dashboard eerlijk dat alles al afgedekt is.</w:t>
+      </w:r>
+    </w:p>
+    <w:p>
+      <w:pPr>
+        <w:spacing w:after="120"/>
+      </w:pPr>
+      <w:r>
+        <w:t xml:space="preserve">De cool-down werkt ook </w:t>
+      </w:r>
+      <w:r>
+        <w:rPr>
+          <w:b/>
+          <w:bCs/>
+        </w:rPr>
+        <w:t xml:space="preserve">vooruit</w:t>
+      </w:r>
+      <w:r>
+        <w:t xml:space="preserve">, binnen de periode die je opvraagt. Dat is niet vanzelfsprekend maar wel noodzakelijk: de detectie is een zuivere leesactie over een meeschuivend venster. Zou de demping alleen op historie werken, dan verandert er niets zolang de eigenaar nog nergens op geklikt heeft. Door elke gekozen dag meteen mee te tellen voor de wéken erna, rouleert de lijst ook in één weergave.</w:t>
+      </w:r>
+    </w:p>
+    <w:p>
+      <w:pPr>
+        <w:spacing w:after="120"/>
+      </w:pPr>
+      <w:r>
+        <w:rPr>
+          <w:b/>
+          <w:bCs/>
+        </w:rPr>
+        <w:t xml:space="preserve">Nadrukkelijk geen willekeur</w:t>
+      </w:r>
+      <w:r>
+        <w:t xml:space="preserve">. De lijst schudden zou ook variatie geven, maar is even zwak als een vaste lijst en bovendien niet uit te leggen. Elke afwijking van de hoogste score heeft een reden die je kunt opschrijven: al gedaan, recent gedaan, feestdag, evenement, of het weer.</w:t>
+      </w:r>
+    </w:p>
+    <w:p>
+      <w:pPr>
+        <w:spacing w:after="120"/>
+      </w:pPr>
+      <w:r>
+        <w:rPr>
+          <w:b/>
+          <w:bCs/>
+        </w:rPr>
+        <w:t xml:space="preserve">Gemeten effect</w:t>
+      </w:r>
+      <w:r>
+        <w:t xml:space="preserve">. Op een realistisch testpatroon over acht weken (tempo 2) ging het van twee combinaties — acht keer dinsdagmiddag, acht keer vrijdaglunch — naar vier combinaties, waarvan de grootste nog 31% van de voorstellen is.</w:t>
+      </w:r>
+    </w:p>
+    <w:p>
+      <w:pPr>
+        <w:pStyle w:val="Heading1"/>
+        <w:spacing w:after="120" w:before="240"/>
+      </w:pPr>
+      <w:r>
+        <w:rPr>
+          <w:b/>
+          <w:bCs/>
+          <w:color w:val="1F4A2D"/>
+        </w:rPr>
+        <w:t xml:space="preserve">9. Structureel versus incidenteel</w:t>
+      </w:r>
+    </w:p>
+    <w:p>
+      <w:pPr>
+        <w:spacing w:after="120"/>
+      </w:pPr>
+      <w:r>
+        <w:t xml:space="preserve">Pas nu de score per datum verschilt, bestaan er twee soorten kansen. Het model gooide die daarvoor op één hoop, en dat zijn ze niet.</w:t>
+      </w:r>
+    </w:p>
+    <w:tbl>
+      <w:tblPr>
+        <w:tblW w:type="dxa" w:w="5000"/>
+        <w:tblBorders>
+          <w:top w:val="single" w:color="D9D3C4" w:sz="4"/>
+          <w:left w:val="single" w:color="D9D3C4" w:sz="4"/>
+          <w:bottom w:val="single" w:color="D9D3C4" w:sz="4"/>
+          <w:right w:val="single" w:color="D9D3C4" w:sz="4"/>
+          <w:insideH w:val="single" w:color="D9D3C4" w:sz="4"/>
+          <w:insideV w:val="single" w:color="D9D3C4" w:sz="4"/>
+        </w:tblBorders>
+      </w:tblPr>
+      <w:tblGrid>
+        <w:gridCol w:w="1300"/>
+        <w:gridCol w:w="3700"/>
+      </w:tblGrid>
+      <w:tr>
+        <w:tc>
+          <w:tcPr>
+            <w:tcW w:type="dxa" w:w="1300"/>
+            <w:shd w:fill="1F4A2D" w:val="clear"/>
+            <w:tcMar>
+              <w:top w:type="dxa" w:w="40"/>
+              <w:left w:type="dxa" w:w="80"/>
+              <w:bottom w:type="dxa" w:w="40"/>
+              <w:right w:type="dxa" w:w="80"/>
+            </w:tcMar>
+          </w:tcPr>
+          <w:p>
+            <w:pPr>
+              <w:spacing w:after="0"/>
+            </w:pPr>
+            <w:r>
+              <w:rPr>
+                <w:b/>
+                <w:bCs/>
+                <w:color w:val="FFFFFF"/>
+                <w:sz w:val="18"/>
+                <w:szCs w:val="18"/>
+              </w:rPr>
+              <w:t xml:space="preserve">Soort</w:t>
+            </w:r>
+          </w:p>
+        </w:tc>
+        <w:tc>
+          <w:tcPr>
+            <w:tcW w:type="dxa" w:w="3700"/>
+            <w:shd w:fill="1F4A2D" w:val="clear"/>
+            <w:tcMar>
+              <w:top w:type="dxa" w:w="40"/>
+              <w:left w:type="dxa" w:w="80"/>
+              <w:bottom w:type="dxa" w:w="40"/>
+              <w:right w:type="dxa" w:w="80"/>
+            </w:tcMar>
+          </w:tcPr>
+          <w:p>
+            <w:pPr>
+              <w:spacing w:after="0"/>
+            </w:pPr>
+            <w:r>
+              <w:rPr>
+                <w:b/>
+                <w:bCs/>
+                <w:color w:val="FFFFFF"/>
+                <w:sz w:val="18"/>
+                <w:szCs w:val="18"/>
+              </w:rPr>
+              <w:t xml:space="preserve">Wat het is en hoe je ermee omgaat</w:t>
+            </w:r>
+          </w:p>
+        </w:tc>
+      </w:tr>
+      <w:tr>
+        <w:tc>
+          <w:tcPr>
+            <w:tcW w:type="dxa" w:w="1300"/>
+            <w:tcMar>
+              <w:top w:type="dxa" w:w="40"/>
+              <w:left w:type="dxa" w:w="80"/>
+              <w:bottom w:type="dxa" w:w="40"/>
+              <w:right w:type="dxa" w:w="80"/>
+            </w:tcMar>
+          </w:tcPr>
+          <w:p>
+            <w:pPr>
+              <w:spacing w:after="0"/>
+            </w:pPr>
+            <w:r>
+              <w:rPr>
+                <w:b w:val="false"/>
+                <w:bCs w:val="false"/>
+                <w:sz w:val="18"/>
+                <w:szCs w:val="18"/>
+              </w:rPr>
+              <w:t xml:space="preserve">Structureel</w:t>
+            </w:r>
+          </w:p>
+        </w:tc>
+        <w:tc>
+          <w:tcPr>
+            <w:tcW w:type="dxa" w:w="3700"/>
+            <w:tcMar>
+              <w:top w:type="dxa" w:w="40"/>
+              <w:left w:type="dxa" w:w="80"/>
+              <w:bottom w:type="dxa" w:w="40"/>
+              <w:right w:type="dxa" w:w="80"/>
+            </w:tcMar>
+          </w:tcPr>
+          <w:p>
+            <w:pPr>
+              <w:spacing w:after="0"/>
+            </w:pPr>
+            <w:r>
+              <w:rPr>
+                <w:b w:val="false"/>
+                <w:bCs w:val="false"/>
+                <w:sz w:val="18"/>
+                <w:szCs w:val="18"/>
+              </w:rPr>
+              <w:t xml:space="preserve">Deze weekdag is bij jou altijd stil. Een strategisch gegeven: één keer zeggen en aanpakken met een meerwekenplan, niet elke week als nieuws brengen.</w:t>
+            </w:r>
+          </w:p>
+        </w:tc>
+      </w:tr>
+      <w:tr>
+        <w:tc>
+          <w:tcPr>
+            <w:tcW w:type="dxa" w:w="1300"/>
+            <w:tcMar>
+              <w:top w:type="dxa" w:w="40"/>
+              <w:left w:type="dxa" w:w="80"/>
+              <w:bottom w:type="dxa" w:w="40"/>
+              <w:right w:type="dxa" w:w="80"/>
+            </w:tcMar>
+          </w:tcPr>
+          <w:p>
+            <w:pPr>
+              <w:spacing w:after="0"/>
+            </w:pPr>
+            <w:r>
+              <w:rPr>
+                <w:b w:val="false"/>
+                <w:bCs w:val="false"/>
+                <w:sz w:val="18"/>
+                <w:szCs w:val="18"/>
+              </w:rPr>
+              <w:t xml:space="preserve">Incidenteel</w:t>
+            </w:r>
+          </w:p>
+        </w:tc>
+        <w:tc>
+          <w:tcPr>
+            <w:tcW w:type="dxa" w:w="3700"/>
+            <w:tcMar>
+              <w:top w:type="dxa" w:w="40"/>
+              <w:left w:type="dxa" w:w="80"/>
+              <w:bottom w:type="dxa" w:w="40"/>
+              <w:right w:type="dxa" w:w="80"/>
+            </w:tcMar>
+          </w:tcPr>
+          <w:p>
+            <w:pPr>
+              <w:spacing w:after="0"/>
+            </w:pPr>
+            <w:r>
+              <w:rPr>
+                <w:b w:val="false"/>
+                <w:bCs w:val="false"/>
+                <w:sz w:val="18"/>
+                <w:szCs w:val="18"/>
+              </w:rPr>
+              <w:t xml:space="preserve">Juist déze datum wijkt af, door het weer of een evenement. Tactisch, met een houdbaarheidsdatum, en dít is wat in een wekelijkse melding thuishoort.</w:t>
+            </w:r>
+          </w:p>
+        </w:tc>
+      </w:tr>
+    </w:tbl>
+    <w:p>
+      <w:pPr>
+        <w:spacing w:after="120"/>
+      </w:pPr>
+    </w:p>
+    <w:p>
+      <w:pPr>
+        <w:spacing w:after="120"/>
+      </w:pPr>
+      <w:r>
+        <w:t xml:space="preserve">Op de grafiek krijgt een incidentele kans een eigen markering: een ring om het sterretje, in koper. Vorm én kleur verschillen, zodat het onderscheid ook leesbaar is zonder kleurwaarneming. In de chat gaan de twee soorten als aparte blokken naar Filly, met erbij dat het structurele blok elke week zo is en dus hooguit één keer benoemd hoeft te worden.</w:t>
+      </w:r>
+    </w:p>
+    <w:p>
+      <w:pPr>
+        <w:spacing w:after="120"/>
+      </w:pPr>
+      <w:r>
+        <w:t xml:space="preserve">Elke kans draagt ook een </w:t>
+      </w:r>
+      <w:r>
+        <w:rPr>
+          <w:b/>
+          <w:bCs/>
+        </w:rPr>
+        <w:t xml:space="preserve">reden</w:t>
+      </w:r>
+      <w:r>
+        <w:t xml:space="preserve"> mee, zodat in één zin te zeggen is waarom juist die dag: "doorgaans je stilste moment", "regen verwacht, mensen blijven thuis", "Zomerfeest op 0,8 km", of "je vaste rustige moment deed je net al".</w:t>
+      </w:r>
+    </w:p>
+    <w:p>
+      <w:pPr>
+        <w:pStyle w:val="Heading1"/>
+        <w:spacing w:after="120" w:before="240"/>
+      </w:pPr>
+      <w:r>
+        <w:rPr>
+          <w:b/>
+          <w:bCs/>
+          <w:color w:val="1F4A2D"/>
+        </w:rPr>
+        <w:t xml:space="preserve">10. Terugkoppeling: werkte dat moment ook echt?</w:t>
+      </w:r>
+    </w:p>
+    <w:p>
+      <w:pPr>
+        <w:spacing w:after="120"/>
+      </w:pPr>
+      <w:r>
+        <w:t xml:space="preserve">De laatste stap is leren van wat er gebeurde. Het project mat al hoe een uiting het deed (open-rate, doorkliks, boekingen per kanaal), maar niet of het </w:t>
+      </w:r>
+      <w:r>
+        <w:rPr>
+          <w:i/>
+          <w:iCs/>
+        </w:rPr>
+        <w:t xml:space="preserve">moment</w:t>
+      </w:r>
+      <w:r>
+        <w:t xml:space="preserve"> waarvoor de campagne bedoeld was ook voller werd. Dat is de vraag die bepaalt welke momenten Filly voortaan moet voorstellen.</w:t>
+      </w:r>
+    </w:p>
+    <w:tbl>
+      <w:tblPr>
+        <w:tblW w:type="dxa" w:w="5000"/>
+        <w:tblBorders>
+          <w:top w:val="single" w:color="D9D3C4" w:sz="4"/>
+          <w:left w:val="single" w:color="D9D3C4" w:sz="4"/>
+          <w:bottom w:val="single" w:color="D9D3C4" w:sz="4"/>
+          <w:right w:val="single" w:color="D9D3C4" w:sz="4"/>
+          <w:insideH w:val="single" w:color="D9D3C4" w:sz="4"/>
+          <w:insideV w:val="single" w:color="D9D3C4" w:sz="4"/>
+        </w:tblBorders>
+      </w:tblPr>
+      <w:tblGrid>
+        <w:gridCol w:w="1200"/>
+        <w:gridCol w:w="3800"/>
+      </w:tblGrid>
+      <w:tr>
+        <w:tc>
+          <w:tcPr>
+            <w:tcW w:type="dxa" w:w="1200"/>
+            <w:shd w:fill="1F4A2D" w:val="clear"/>
+            <w:tcMar>
+              <w:top w:type="dxa" w:w="40"/>
+              <w:left w:type="dxa" w:w="80"/>
+              <w:bottom w:type="dxa" w:w="40"/>
+              <w:right w:type="dxa" w:w="80"/>
+            </w:tcMar>
+          </w:tcPr>
+          <w:p>
+            <w:pPr>
+              <w:spacing w:after="0"/>
+            </w:pPr>
+            <w:r>
+              <w:rPr>
+                <w:b/>
+                <w:bCs/>
+                <w:color w:val="FFFFFF"/>
+                <w:sz w:val="18"/>
+                <w:szCs w:val="18"/>
+              </w:rPr>
+              <w:t xml:space="preserve">Begrip</w:t>
+            </w:r>
+          </w:p>
+        </w:tc>
+        <w:tc>
+          <w:tcPr>
+            <w:tcW w:type="dxa" w:w="3800"/>
+            <w:shd w:fill="1F4A2D" w:val="clear"/>
+            <w:tcMar>
+              <w:top w:type="dxa" w:w="40"/>
+              <w:left w:type="dxa" w:w="80"/>
+              <w:bottom w:type="dxa" w:w="40"/>
+              <w:right w:type="dxa" w:w="80"/>
+            </w:tcMar>
+          </w:tcPr>
+          <w:p>
+            <w:pPr>
+              <w:spacing w:after="0"/>
+            </w:pPr>
+            <w:r>
+              <w:rPr>
+                <w:b/>
+                <w:bCs/>
+                <w:color w:val="FFFFFF"/>
+                <w:sz w:val="18"/>
+                <w:szCs w:val="18"/>
+              </w:rPr>
+              <w:t xml:space="preserve">Definitie</w:t>
+            </w:r>
+          </w:p>
+        </w:tc>
+      </w:tr>
+      <w:tr>
+        <w:tc>
+          <w:tcPr>
+            <w:tcW w:type="dxa" w:w="1200"/>
+            <w:tcMar>
+              <w:top w:type="dxa" w:w="40"/>
+              <w:left w:type="dxa" w:w="80"/>
+              <w:bottom w:type="dxa" w:w="40"/>
+              <w:right w:type="dxa" w:w="80"/>
+            </w:tcMar>
+          </w:tcPr>
+          <w:p>
+            <w:pPr>
+              <w:spacing w:after="0"/>
+            </w:pPr>
+            <w:r>
+              <w:rPr>
+                <w:b w:val="false"/>
+                <w:bCs w:val="false"/>
+                <w:sz w:val="18"/>
+                <w:szCs w:val="18"/>
+              </w:rPr>
+              <w:t xml:space="preserve">Gemeten</w:t>
+            </w:r>
+          </w:p>
+        </w:tc>
+        <w:tc>
+          <w:tcPr>
+            <w:tcW w:type="dxa" w:w="3800"/>
+            <w:tcMar>
+              <w:top w:type="dxa" w:w="40"/>
+              <w:left w:type="dxa" w:w="80"/>
+              <w:bottom w:type="dxa" w:w="40"/>
+              <w:right w:type="dxa" w:w="80"/>
+            </w:tcMar>
+          </w:tcPr>
+          <w:p>
+            <w:pPr>
+              <w:spacing w:after="0"/>
+            </w:pPr>
+            <w:r>
+              <w:rPr>
+                <w:b w:val="false"/>
+                <w:bCs w:val="false"/>
+                <w:sz w:val="18"/>
+                <w:szCs w:val="18"/>
+              </w:rPr>
+              <w:t xml:space="preserve">De drukte in het doel-dagdeel op de doeldatum, uit de live-metingen: per uur de mediaan, daarna het gemiddelde over de uren.</w:t>
+            </w:r>
+          </w:p>
+        </w:tc>
+      </w:tr>
+      <w:tr>
+        <w:tc>
+          <w:tcPr>
+            <w:tcW w:type="dxa" w:w="1200"/>
+            <w:tcMar>
+              <w:top w:type="dxa" w:w="40"/>
+              <w:left w:type="dxa" w:w="80"/>
+              <w:bottom w:type="dxa" w:w="40"/>
+              <w:right w:type="dxa" w:w="80"/>
+            </w:tcMar>
+          </w:tcPr>
+          <w:p>
+            <w:pPr>
+              <w:spacing w:after="0"/>
+            </w:pPr>
+            <w:r>
+              <w:rPr>
+                <w:b w:val="false"/>
+                <w:bCs w:val="false"/>
+                <w:sz w:val="18"/>
+                <w:szCs w:val="18"/>
+              </w:rPr>
+              <w:t xml:space="preserve">Referentie</w:t>
+            </w:r>
+          </w:p>
+        </w:tc>
+        <w:tc>
+          <w:tcPr>
+            <w:tcW w:type="dxa" w:w="3800"/>
+            <w:tcMar>
+              <w:top w:type="dxa" w:w="40"/>
+              <w:left w:type="dxa" w:w="80"/>
+              <w:bottom w:type="dxa" w:w="40"/>
+              <w:right w:type="dxa" w:w="80"/>
+            </w:tcMar>
+          </w:tcPr>
+          <w:p>
+            <w:pPr>
+              <w:spacing w:after="0"/>
+            </w:pPr>
+            <w:r>
+              <w:rPr>
+                <w:b w:val="false"/>
+                <w:bCs w:val="false"/>
+                <w:sz w:val="18"/>
+                <w:szCs w:val="18"/>
+              </w:rPr>
+              <w:t xml:space="preserve">Dezelfde maat, als mediaan over vergelijkbare dagen: zelfde weekdag, zelfde dagdeel, geen campagne.</w:t>
+            </w:r>
+          </w:p>
+        </w:tc>
+      </w:tr>
+      <w:tr>
+        <w:tc>
+          <w:tcPr>
+            <w:tcW w:type="dxa" w:w="1200"/>
+            <w:tcMar>
+              <w:top w:type="dxa" w:w="40"/>
+              <w:left w:type="dxa" w:w="80"/>
+              <w:bottom w:type="dxa" w:w="40"/>
+              <w:right w:type="dxa" w:w="80"/>
+            </w:tcMar>
+          </w:tcPr>
+          <w:p>
+            <w:pPr>
+              <w:spacing w:after="0"/>
+            </w:pPr>
+            <w:r>
+              <w:rPr>
+                <w:b w:val="false"/>
+                <w:bCs w:val="false"/>
+                <w:sz w:val="18"/>
+                <w:szCs w:val="18"/>
+              </w:rPr>
+              <w:t xml:space="preserve">Effect</w:t>
+            </w:r>
+          </w:p>
+        </w:tc>
+        <w:tc>
+          <w:tcPr>
+            <w:tcW w:type="dxa" w:w="3800"/>
+            <w:tcMar>
+              <w:top w:type="dxa" w:w="40"/>
+              <w:left w:type="dxa" w:w="80"/>
+              <w:bottom w:type="dxa" w:w="40"/>
+              <w:right w:type="dxa" w:w="80"/>
+            </w:tcMar>
+          </w:tcPr>
+          <w:p>
+            <w:pPr>
+              <w:spacing w:after="0"/>
+            </w:pPr>
+            <w:r>
+              <w:rPr>
+                <w:b w:val="false"/>
+                <w:bCs w:val="false"/>
+                <w:sz w:val="18"/>
+                <w:szCs w:val="18"/>
+              </w:rPr>
+              <w:t xml:space="preserve">Gemeten − referentie, in drukte-punten.</w:t>
+            </w:r>
+          </w:p>
+        </w:tc>
+      </w:tr>
+    </w:tbl>
+    <w:p>
+      <w:pPr>
+        <w:spacing w:after="120"/>
+      </w:pPr>
+    </w:p>
+    <w:p>
+      <w:pPr>
+        <w:spacing w:after="120"/>
+      </w:pPr>
+      <w:r>
+        <w:t xml:space="preserve">Een moment dat het bij jou beter doet dan je andere momenten weegt daarna iets zwaarder; een moment dat achterblijft weegt iets minder. De vergelijking is bewust </w:t>
+      </w:r>
+      <w:r>
+        <w:rPr>
+          <w:b/>
+          <w:bCs/>
+        </w:rPr>
+        <w:t xml:space="preserve">relatief</w:t>
+      </w:r>
+      <w:r>
+        <w:t xml:space="preserve"> ten opzichte van je eigen gemiddelde: beweegt er nergens iets, dan zakt er ook niets, want dan ligt het niet aan dat moment.</w:t>
+      </w:r>
+    </w:p>
+    <w:p>
+      <w:pPr>
+        <w:spacing w:after="120"/>
+      </w:pPr>
+      <w:r>
+        <w:rPr>
+          <w:b/>
+          <w:bCs/>
+        </w:rPr>
+        <w:t xml:space="preserve">Wees hier eerlijk over de grenzen</w:t>
+      </w:r>
+      <w:r>
+        <w:t xml:space="preserve">. Er is geen controlegroep: weer, een evenement of een feestdag op de doeldatum tellen net zo goed mee in het gemeten effect. Daarom weegt een moment pas mee vanaf drie metingen, wordt de uitslag gekrompen naarmate er minder metingen zijn, en is het effect begrensd op ±25% — ruim onder de cool-down. Bijsturen, niet overrulen. Bij een handvol metingen per moment verzet dit nog geen 10% op de score; het begint pas te sturen na een stuk of tien campagnes op hetzelfde moment, dus na maanden. De loop moet nú gaan verzamelen om later iets waard te zijn.</w:t>
+      </w:r>
+    </w:p>
+    <w:p>
+      <w:pPr>
+        <w:spacing w:after="120"/>
+      </w:pPr>
+      <w:r>
+        <w:t xml:space="preserve">Praktische beperking: het doelmoment van een campagne staat in het gekoppelde voorstel, niet op de campagne zelf (het geplande tijdstip is het verzendmoment: een mail gaat in de ochtend de deur uit voor een diner in de avond). Campagnes die buiten de voorstel-flow om ontstaan, worden dus niet gemeten.</w:t>
+      </w:r>
+    </w:p>
+    <w:p>
+      <w:pPr>
+        <w:pStyle w:val="Heading1"/>
+        <w:spacing w:after="120" w:before="240"/>
+      </w:pPr>
+      <w:r>
+        <w:rPr>
+          <w:b/>
+          <w:bCs/>
+          <w:color w:val="1F4A2D"/>
+        </w:rPr>
+        <w:t xml:space="preserve">11. Hoe Filly erop inspeelt</w:t>
+      </w:r>
+    </w:p>
+    <w:p>
+      <w:pPr>
+        <w:spacing w:after="120"/>
+      </w:pPr>
+      <w:r>
+        <w:t xml:space="preserve">Per moment stemt Filly het voorstel af op het dagdeel: kanaal, gastsegment en verzendmoment. Overdag (lunch/middag) een last-minute zetje naar vaste gasten; in de avond eerder op de dag via de sociale kanalen. Sociale media is het hoofdkanaal; WhatsApp wordt niet meer aangeboden omdat er geen verzendpad voor is.</w:t>
+      </w:r>
+    </w:p>
+    <w:p>
+      <w:pPr>
+        <w:spacing w:after="120"/>
+      </w:pPr>
+      <w:r>
+        <w:t xml:space="preserve">Naast het dagdeel en de toon (“ongewoon” vs “doorgaans”) gaat sinds september 2026 ook de </w:t>
+      </w:r>
+      <w:r>
+        <w:rPr>
+          <w:b/>
+          <w:bCs/>
+        </w:rPr>
+        <w:t xml:space="preserve">reden</w:t>
+      </w:r>
+      <w:r>
+        <w:t xml:space="preserve"> mee de campagne-generatie in, en of het om een structureel of een incidenteel moment gaat. Een dag die stil wordt door regen vraagt om een andere hoek dan een maandag die altijd al rustig is.</w:t>
+      </w:r>
+    </w:p>
+    <w:p>
+      <w:pPr>
+        <w:pStyle w:val="Heading1"/>
+        <w:spacing w:after="120" w:before="240"/>
+      </w:pPr>
+      <w:r>
+        <w:rPr>
+          <w:b/>
+          <w:bCs/>
+          <w:color w:val="1F4A2D"/>
+        </w:rPr>
+        <w:t xml:space="preserve">12. Verantwoording: waarom niet anders?</w:t>
       </w:r>
     </w:p>
     <w:p>
@@ -3419,6 +4941,266 @@
           </w:p>
         </w:tc>
       </w:tr>
+      <w:tr>
+        <w:tc>
+          <w:tcPr>
+            <w:tcW w:type="dxa" w:w="2000"/>
+            <w:tcMar>
+              <w:top w:type="dxa" w:w="40"/>
+              <w:left w:type="dxa" w:w="80"/>
+              <w:bottom w:type="dxa" w:w="40"/>
+              <w:right w:type="dxa" w:w="80"/>
+            </w:tcMar>
+          </w:tcPr>
+          <w:p>
+            <w:pPr>
+              <w:spacing w:after="0"/>
+            </w:pPr>
+            <w:r>
+              <w:rPr>
+                <w:b w:val="false"/>
+                <w:bCs w:val="false"/>
+                <w:sz w:val="18"/>
+                <w:szCs w:val="18"/>
+              </w:rPr>
+              <w:t xml:space="preserve">Het anker verschuiven naar je eigen mediaan</w:t>
+            </w:r>
+          </w:p>
+        </w:tc>
+        <w:tc>
+          <w:tcPr>
+            <w:tcW w:type="dxa" w:w="3000"/>
+            <w:tcMar>
+              <w:top w:type="dxa" w:w="40"/>
+              <w:left w:type="dxa" w:w="80"/>
+              <w:bottom w:type="dxa" w:w="40"/>
+              <w:right w:type="dxa" w:w="80"/>
+            </w:tcMar>
+          </w:tcPr>
+          <w:p>
+            <w:pPr>
+              <w:spacing w:after="0"/>
+            </w:pPr>
+            <w:r>
+              <w:rPr>
+                <w:b w:val="false"/>
+                <w:bCs w:val="false"/>
+                <w:sz w:val="18"/>
+                <w:szCs w:val="18"/>
+              </w:rPr>
+              <w:t xml:space="preserve">Stond als vervolgstap genoteerd, maar lost het vaste patroon NIET op: je ruilt de ene weekdag-constante (Google-gemiddelde) in voor de andere (eigen mediaan). Voor een dag die nog moet komen is er geen meting. Verbetert de terugblik, niet de vooruitblik.</w:t>
+            </w:r>
+          </w:p>
+        </w:tc>
+      </w:tr>
+      <w:tr>
+        <w:tc>
+          <w:tcPr>
+            <w:tcW w:type="dxa" w:w="2000"/>
+            <w:tcMar>
+              <w:top w:type="dxa" w:w="40"/>
+              <w:left w:type="dxa" w:w="80"/>
+              <w:bottom w:type="dxa" w:w="40"/>
+              <w:right w:type="dxa" w:w="80"/>
+            </w:tcMar>
+          </w:tcPr>
+          <w:p>
+            <w:pPr>
+              <w:spacing w:after="0"/>
+            </w:pPr>
+            <w:r>
+              <w:rPr>
+                <w:b w:val="false"/>
+                <w:bCs w:val="false"/>
+                <w:sz w:val="18"/>
+                <w:szCs w:val="18"/>
+              </w:rPr>
+              <w:t xml:space="preserve">De lijst schudden voor variatie</w:t>
+            </w:r>
+          </w:p>
+        </w:tc>
+        <w:tc>
+          <w:tcPr>
+            <w:tcW w:type="dxa" w:w="3000"/>
+            <w:tcMar>
+              <w:top w:type="dxa" w:w="40"/>
+              <w:left w:type="dxa" w:w="80"/>
+              <w:bottom w:type="dxa" w:w="40"/>
+              <w:right w:type="dxa" w:w="80"/>
+            </w:tcMar>
+          </w:tcPr>
+          <w:p>
+            <w:pPr>
+              <w:spacing w:after="0"/>
+            </w:pPr>
+            <w:r>
+              <w:rPr>
+                <w:b w:val="false"/>
+                <w:bCs w:val="false"/>
+                <w:sz w:val="18"/>
+                <w:szCs w:val="18"/>
+              </w:rPr>
+              <w:t xml:space="preserve">Even zwak als een vaste lijst en niet uit te leggen. Elke afwijking van de hoogste score moet een reden hebben die je kunt opschrijven.</w:t>
+            </w:r>
+          </w:p>
+        </w:tc>
+      </w:tr>
+      <w:tr>
+        <w:tc>
+          <w:tcPr>
+            <w:tcW w:type="dxa" w:w="2000"/>
+            <w:tcMar>
+              <w:top w:type="dxa" w:w="40"/>
+              <w:left w:type="dxa" w:w="80"/>
+              <w:bottom w:type="dxa" w:w="40"/>
+              <w:right w:type="dxa" w:w="80"/>
+            </w:tcMar>
+          </w:tcPr>
+          <w:p>
+            <w:pPr>
+              <w:spacing w:after="0"/>
+            </w:pPr>
+            <w:r>
+              <w:rPr>
+                <w:b w:val="false"/>
+                <w:bCs w:val="false"/>
+                <w:sz w:val="18"/>
+                <w:szCs w:val="18"/>
+              </w:rPr>
+              <w:t xml:space="preserve">Datum-signalen op de eindscore</w:t>
+            </w:r>
+          </w:p>
+        </w:tc>
+        <w:tc>
+          <w:tcPr>
+            <w:tcW w:type="dxa" w:w="3000"/>
+            <w:tcMar>
+              <w:top w:type="dxa" w:w="40"/>
+              <w:left w:type="dxa" w:w="80"/>
+              <w:bottom w:type="dxa" w:w="40"/>
+              <w:right w:type="dxa" w:w="80"/>
+            </w:tcMar>
+          </w:tcPr>
+          <w:p>
+            <w:pPr>
+              <w:spacing w:after="0"/>
+            </w:pPr>
+            <w:r>
+              <w:rPr>
+                <w:b w:val="false"/>
+                <w:bCs w:val="false"/>
+                <w:sz w:val="18"/>
+                <w:szCs w:val="18"/>
+              </w:rPr>
+              <w:t xml:space="preserve">Dan kan een signaal alleen de volgorde van dezelfde vaste lijst veranderen en nooit een kans laten ontstaan. Daarom werkt de factor op de verwachte drukte, vóór de vulbaarheidsdrempel.</w:t>
+            </w:r>
+          </w:p>
+        </w:tc>
+      </w:tr>
+      <w:tr>
+        <w:tc>
+          <w:tcPr>
+            <w:tcW w:type="dxa" w:w="2000"/>
+            <w:tcMar>
+              <w:top w:type="dxa" w:w="40"/>
+              <w:left w:type="dxa" w:w="80"/>
+              <w:bottom w:type="dxa" w:w="40"/>
+              <w:right w:type="dxa" w:w="80"/>
+            </w:tcMar>
+          </w:tcPr>
+          <w:p>
+            <w:pPr>
+              <w:spacing w:after="0"/>
+            </w:pPr>
+            <w:r>
+              <w:rPr>
+                <w:b w:val="false"/>
+                <w:bCs w:val="false"/>
+                <w:sz w:val="18"/>
+                <w:szCs w:val="18"/>
+              </w:rPr>
+              <w:t xml:space="preserve">Recent gebruikte momenten hard uitsluiten</w:t>
+            </w:r>
+          </w:p>
+        </w:tc>
+        <w:tc>
+          <w:tcPr>
+            <w:tcW w:type="dxa" w:w="3000"/>
+            <w:tcMar>
+              <w:top w:type="dxa" w:w="40"/>
+              <w:left w:type="dxa" w:w="80"/>
+              <w:bottom w:type="dxa" w:w="40"/>
+              <w:right w:type="dxa" w:w="80"/>
+            </w:tcMar>
+          </w:tcPr>
+          <w:p>
+            <w:pPr>
+              <w:spacing w:after="0"/>
+            </w:pPr>
+            <w:r>
+              <w:rPr>
+                <w:b w:val="false"/>
+                <w:bCs w:val="false"/>
+                <w:sz w:val="18"/>
+                <w:szCs w:val="18"/>
+              </w:rPr>
+              <w:t xml:space="preserve">Bouwt gewoon een ander vast patroon, en kan een week leeg maken terwijl er wel degelijk iets te vullen valt. Vandaar dempen met een bodem.</w:t>
+            </w:r>
+          </w:p>
+        </w:tc>
+      </w:tr>
+      <w:tr>
+        <w:tc>
+          <w:tcPr>
+            <w:tcW w:type="dxa" w:w="2000"/>
+            <w:tcMar>
+              <w:top w:type="dxa" w:w="40"/>
+              <w:left w:type="dxa" w:w="80"/>
+              <w:bottom w:type="dxa" w:w="40"/>
+              <w:right w:type="dxa" w:w="80"/>
+            </w:tcMar>
+          </w:tcPr>
+          <w:p>
+            <w:pPr>
+              <w:spacing w:after="0"/>
+            </w:pPr>
+            <w:r>
+              <w:rPr>
+                <w:b w:val="false"/>
+                <w:bCs w:val="false"/>
+                <w:sz w:val="18"/>
+                <w:szCs w:val="18"/>
+              </w:rPr>
+              <w:t xml:space="preserve">Terugkoppeling afzetten tegen nul effect</w:t>
+            </w:r>
+          </w:p>
+        </w:tc>
+        <w:tc>
+          <w:tcPr>
+            <w:tcW w:type="dxa" w:w="3000"/>
+            <w:tcMar>
+              <w:top w:type="dxa" w:w="40"/>
+              <w:left w:type="dxa" w:w="80"/>
+              <w:bottom w:type="dxa" w:w="40"/>
+              <w:right w:type="dxa" w:w="80"/>
+            </w:tcMar>
+          </w:tcPr>
+          <w:p>
+            <w:pPr>
+              <w:spacing w:after="0"/>
+            </w:pPr>
+            <w:r>
+              <w:rPr>
+                <w:b w:val="false"/>
+                <w:bCs w:val="false"/>
+                <w:sz w:val="18"/>
+                <w:szCs w:val="18"/>
+              </w:rPr>
+              <w:t xml:space="preserve">Dan wordt elk moment waar niets gebeurde gestraft, ook als er bij die zaak nergens iets beweegt. De vergelijking is daarom relatief aan het eigen gemiddelde van de zaak.</w:t>
+            </w:r>
+          </w:p>
+        </w:tc>
+      </w:tr>
     </w:tbl>
     <w:p>
       <w:pPr>
@@ -3431,7 +5213,7 @@
           <w:bCs/>
           <w:color w:val="1F4A2D"/>
         </w:rPr>
-        <w:t xml:space="preserve">9. Instellingen en constanten</w:t>
+        <w:t xml:space="preserve">13. Instellingen en constanten</w:t>
       </w:r>
     </w:p>
     <w:p>
@@ -3443,10 +5225,10 @@
           <w:b/>
           <w:bCs/>
         </w:rPr>
-        <w:t xml:space="preserve">Tempo (per zaak, instelbaar): </w:t>
-      </w:r>
-      <w:r>
-        <w:t xml:space="preserve">quiet_moments_per_week = max aantal rustige DAGEN per week, standaard 2, bereik 1-6. Op de account-pagina (Algemeen &gt; Meldingen).</w:t>
+        <w:t xml:space="preserve">Door de eigenaar in te stellen</w:t>
+      </w:r>
+      <w:r>
+        <w:t xml:space="preserve"> (account-pagina): het tempo — hoeveel rustige dagen Filly maximaal per week aandraagt, standaard 2, bereik 1 tot 6 — en het tijdvenster waarbinnen voorstellen mogen vallen. Verder welke evenement-categorieën meetellen, tot welke afstand, en of feestdagen in voorstellen meegenomen worden.</w:t>
       </w:r>
     </w:p>
     <w:p>
@@ -3458,11 +5240,426 @@
           <w:b/>
           <w:bCs/>
         </w:rPr>
-        <w:t xml:space="preserve">Interne constanten (door ons te tunen): </w:t>
-      </w:r>
-      <w:r>
-        <w:t xml:space="preserve">min-dekking (open uren per dagdeel), minimale vulbaarheid (het gat t.o.v. de piek), het gewicht van de afwijking-bonus in de ranking, en de multiplier voor het "ongewoon rustig"-label.</w:t>
-      </w:r>
+        <w:t xml:space="preserve">Let op één bewuste uitzondering</w:t>
+      </w:r>
+      <w:r>
+        <w:t xml:space="preserve">: de voorkeur "feestdagen meenemen" gaat over feestdag-</w:t>
+      </w:r>
+      <w:r>
+        <w:rPr>
+          <w:i/>
+          <w:iCs/>
+        </w:rPr>
+        <w:t xml:space="preserve">promoties</w:t>
+      </w:r>
+      <w:r>
+        <w:t xml:space="preserve">. De feestdag-poort in de detectie staat daar los van en blijft altijd aan. Wie die voorkeur uitzet, wil al helemaal geen melding dat het met Kerst rustig is.</w:t>
+      </w:r>
+    </w:p>
+    <w:p>
+      <w:pPr>
+        <w:spacing w:after="120"/>
+      </w:pPr>
+      <w:r>
+        <w:rPr>
+          <w:b/>
+          <w:bCs/>
+        </w:rPr>
+        <w:t xml:space="preserve">Door ons te tunen</w:t>
+      </w:r>
+      <w:r>
+        <w:t xml:space="preserve"> (in code, met de onderbouwing erbij):</w:t>
+      </w:r>
+    </w:p>
+    <w:tbl>
+      <w:tblPr>
+        <w:tblW w:type="dxa" w:w="5000"/>
+        <w:tblBorders>
+          <w:top w:val="single" w:color="D9D3C4" w:sz="4"/>
+          <w:left w:val="single" w:color="D9D3C4" w:sz="4"/>
+          <w:bottom w:val="single" w:color="D9D3C4" w:sz="4"/>
+          <w:right w:val="single" w:color="D9D3C4" w:sz="4"/>
+          <w:insideH w:val="single" w:color="D9D3C4" w:sz="4"/>
+          <w:insideV w:val="single" w:color="D9D3C4" w:sz="4"/>
+        </w:tblBorders>
+      </w:tblPr>
+      <w:tblGrid>
+        <w:gridCol w:w="1900"/>
+        <w:gridCol w:w="3100"/>
+      </w:tblGrid>
+      <w:tr>
+        <w:tc>
+          <w:tcPr>
+            <w:tcW w:type="dxa" w:w="1900"/>
+            <w:shd w:fill="1F4A2D" w:val="clear"/>
+            <w:tcMar>
+              <w:top w:type="dxa" w:w="40"/>
+              <w:left w:type="dxa" w:w="80"/>
+              <w:bottom w:type="dxa" w:w="40"/>
+              <w:right w:type="dxa" w:w="80"/>
+            </w:tcMar>
+          </w:tcPr>
+          <w:p>
+            <w:pPr>
+              <w:spacing w:after="0"/>
+            </w:pPr>
+            <w:r>
+              <w:rPr>
+                <w:b/>
+                <w:bCs/>
+                <w:color w:val="FFFFFF"/>
+                <w:sz w:val="18"/>
+                <w:szCs w:val="18"/>
+              </w:rPr>
+              <w:t xml:space="preserve">Constante</w:t>
+            </w:r>
+          </w:p>
+        </w:tc>
+        <w:tc>
+          <w:tcPr>
+            <w:tcW w:type="dxa" w:w="3100"/>
+            <w:shd w:fill="1F4A2D" w:val="clear"/>
+            <w:tcMar>
+              <w:top w:type="dxa" w:w="40"/>
+              <w:left w:type="dxa" w:w="80"/>
+              <w:bottom w:type="dxa" w:w="40"/>
+              <w:right w:type="dxa" w:w="80"/>
+            </w:tcMar>
+          </w:tcPr>
+          <w:p>
+            <w:pPr>
+              <w:spacing w:after="0"/>
+            </w:pPr>
+            <w:r>
+              <w:rPr>
+                <w:b/>
+                <w:bCs/>
+                <w:color w:val="FFFFFF"/>
+                <w:sz w:val="18"/>
+                <w:szCs w:val="18"/>
+              </w:rPr>
+              <w:t xml:space="preserve">Waarde en waarom</w:t>
+            </w:r>
+          </w:p>
+        </w:tc>
+      </w:tr>
+      <w:tr>
+        <w:tc>
+          <w:tcPr>
+            <w:tcW w:type="dxa" w:w="1900"/>
+            <w:tcMar>
+              <w:top w:type="dxa" w:w="40"/>
+              <w:left w:type="dxa" w:w="80"/>
+              <w:bottom w:type="dxa" w:w="40"/>
+              <w:right w:type="dxa" w:w="80"/>
+            </w:tcMar>
+          </w:tcPr>
+          <w:p>
+            <w:pPr>
+              <w:spacing w:after="0"/>
+            </w:pPr>
+            <w:r>
+              <w:rPr>
+                <w:b w:val="false"/>
+                <w:bCs w:val="false"/>
+                <w:sz w:val="18"/>
+                <w:szCs w:val="18"/>
+              </w:rPr>
+              <w:t xml:space="preserve">Minimale vulbaarheid</w:t>
+            </w:r>
+          </w:p>
+        </w:tc>
+        <w:tc>
+          <w:tcPr>
+            <w:tcW w:type="dxa" w:w="3100"/>
+            <w:tcMar>
+              <w:top w:type="dxa" w:w="40"/>
+              <w:left w:type="dxa" w:w="80"/>
+              <w:bottom w:type="dxa" w:w="40"/>
+              <w:right w:type="dxa" w:w="80"/>
+            </w:tcMar>
+          </w:tcPr>
+          <w:p>
+            <w:pPr>
+              <w:spacing w:after="0"/>
+            </w:pPr>
+            <w:r>
+              <w:rPr>
+                <w:b w:val="false"/>
+                <w:bCs w:val="false"/>
+                <w:sz w:val="18"/>
+                <w:szCs w:val="18"/>
+              </w:rPr>
+              <w:t xml:space="preserve">Het gat t.o.v. de eigen piek waaronder een dagdeel geen kans is.</w:t>
+            </w:r>
+          </w:p>
+        </w:tc>
+      </w:tr>
+      <w:tr>
+        <w:tc>
+          <w:tcPr>
+            <w:tcW w:type="dxa" w:w="1900"/>
+            <w:tcMar>
+              <w:top w:type="dxa" w:w="40"/>
+              <w:left w:type="dxa" w:w="80"/>
+              <w:bottom w:type="dxa" w:w="40"/>
+              <w:right w:type="dxa" w:w="80"/>
+            </w:tcMar>
+          </w:tcPr>
+          <w:p>
+            <w:pPr>
+              <w:spacing w:after="0"/>
+            </w:pPr>
+            <w:r>
+              <w:rPr>
+                <w:b w:val="false"/>
+                <w:bCs w:val="false"/>
+                <w:sz w:val="18"/>
+                <w:szCs w:val="18"/>
+              </w:rPr>
+              <w:t xml:space="preserve">Gewicht + plafond anomalie-bonus</w:t>
+            </w:r>
+          </w:p>
+        </w:tc>
+        <w:tc>
+          <w:tcPr>
+            <w:tcW w:type="dxa" w:w="3100"/>
+            <w:tcMar>
+              <w:top w:type="dxa" w:w="40"/>
+              <w:left w:type="dxa" w:w="80"/>
+              <w:bottom w:type="dxa" w:w="40"/>
+              <w:right w:type="dxa" w:w="80"/>
+            </w:tcMar>
+          </w:tcPr>
+          <w:p>
+            <w:pPr>
+              <w:spacing w:after="0"/>
+            </w:pPr>
+            <w:r>
+              <w:rPr>
+                <w:b w:val="false"/>
+                <w:bCs w:val="false"/>
+                <w:sz w:val="18"/>
+                <w:szCs w:val="18"/>
+              </w:rPr>
+              <w:t xml:space="preserve">Hoe zwaar een ongewone dip maximaal meetelt bovenop de vulbaarheid. Begrensd, anders overstemt hij de hoofdmaat bij vlakke zaken.</w:t>
+            </w:r>
+          </w:p>
+        </w:tc>
+      </w:tr>
+      <w:tr>
+        <w:tc>
+          <w:tcPr>
+            <w:tcW w:type="dxa" w:w="1900"/>
+            <w:tcMar>
+              <w:top w:type="dxa" w:w="40"/>
+              <w:left w:type="dxa" w:w="80"/>
+              <w:bottom w:type="dxa" w:w="40"/>
+              <w:right w:type="dxa" w:w="80"/>
+            </w:tcMar>
+          </w:tcPr>
+          <w:p>
+            <w:pPr>
+              <w:spacing w:after="0"/>
+            </w:pPr>
+            <w:r>
+              <w:rPr>
+                <w:b w:val="false"/>
+                <w:bCs w:val="false"/>
+                <w:sz w:val="18"/>
+                <w:szCs w:val="18"/>
+              </w:rPr>
+              <w:t xml:space="preserve">Cool-down</w:t>
+            </w:r>
+          </w:p>
+        </w:tc>
+        <w:tc>
+          <w:tcPr>
+            <w:tcW w:type="dxa" w:w="3100"/>
+            <w:tcMar>
+              <w:top w:type="dxa" w:w="40"/>
+              <w:left w:type="dxa" w:w="80"/>
+              <w:bottom w:type="dxa" w:w="40"/>
+              <w:right w:type="dxa" w:w="80"/>
+            </w:tcMar>
+          </w:tcPr>
+          <w:p>
+            <w:pPr>
+              <w:spacing w:after="0"/>
+            </w:pPr>
+            <w:r>
+              <w:rPr>
+                <w:b w:val="false"/>
+                <w:bCs w:val="false"/>
+                <w:sz w:val="18"/>
+                <w:szCs w:val="18"/>
+              </w:rPr>
+              <w:t xml:space="preserve">Sterkte 0,6 met halvering per week, bodem 0,25, venster 3 weken. De 0,6 is geijkt op de afstand tussen opeenvolgende weekdag-scores: zwakker verzet niets, harder zet een veel betere dag onterecht opzij.</w:t>
+            </w:r>
+          </w:p>
+        </w:tc>
+      </w:tr>
+      <w:tr>
+        <w:tc>
+          <w:tcPr>
+            <w:tcW w:type="dxa" w:w="1900"/>
+            <w:tcMar>
+              <w:top w:type="dxa" w:w="40"/>
+              <w:left w:type="dxa" w:w="80"/>
+              <w:bottom w:type="dxa" w:w="40"/>
+              <w:right w:type="dxa" w:w="80"/>
+            </w:tcMar>
+          </w:tcPr>
+          <w:p>
+            <w:pPr>
+              <w:spacing w:after="0"/>
+            </w:pPr>
+            <w:r>
+              <w:rPr>
+                <w:b w:val="false"/>
+                <w:bCs w:val="false"/>
+                <w:sz w:val="18"/>
+                <w:szCs w:val="18"/>
+              </w:rPr>
+              <w:t xml:space="preserve">Spreiding binnen een week</w:t>
+            </w:r>
+          </w:p>
+        </w:tc>
+        <w:tc>
+          <w:tcPr>
+            <w:tcW w:type="dxa" w:w="3100"/>
+            <w:tcMar>
+              <w:top w:type="dxa" w:w="40"/>
+              <w:left w:type="dxa" w:w="80"/>
+              <w:bottom w:type="dxa" w:w="40"/>
+              <w:right w:type="dxa" w:w="80"/>
+            </w:tcMar>
+          </w:tcPr>
+          <w:p>
+            <w:pPr>
+              <w:spacing w:after="0"/>
+            </w:pPr>
+            <w:r>
+              <w:rPr>
+                <w:b w:val="false"/>
+                <w:bCs w:val="false"/>
+                <w:sz w:val="18"/>
+                <w:szCs w:val="18"/>
+              </w:rPr>
+              <w:t xml:space="preserve">×0,85 voor een tweede kans met hetzelfde dagdeel. Een voorkeur, geen regel.</w:t>
+            </w:r>
+          </w:p>
+        </w:tc>
+      </w:tr>
+      <w:tr>
+        <w:tc>
+          <w:tcPr>
+            <w:tcW w:type="dxa" w:w="1900"/>
+            <w:tcMar>
+              <w:top w:type="dxa" w:w="40"/>
+              <w:left w:type="dxa" w:w="80"/>
+              <w:bottom w:type="dxa" w:w="40"/>
+              <w:right w:type="dxa" w:w="80"/>
+            </w:tcMar>
+          </w:tcPr>
+          <w:p>
+            <w:pPr>
+              <w:spacing w:after="0"/>
+            </w:pPr>
+            <w:r>
+              <w:rPr>
+                <w:b w:val="false"/>
+                <w:bCs w:val="false"/>
+                <w:sz w:val="18"/>
+                <w:szCs w:val="18"/>
+              </w:rPr>
+              <w:t xml:space="preserve">Weer- en evenement-factoren</w:t>
+            </w:r>
+          </w:p>
+        </w:tc>
+        <w:tc>
+          <w:tcPr>
+            <w:tcW w:type="dxa" w:w="3100"/>
+            <w:tcMar>
+              <w:top w:type="dxa" w:w="40"/>
+              <w:left w:type="dxa" w:w="80"/>
+              <w:bottom w:type="dxa" w:w="40"/>
+              <w:right w:type="dxa" w:w="80"/>
+            </w:tcMar>
+          </w:tcPr>
+          <w:p>
+            <w:pPr>
+              <w:spacing w:after="0"/>
+            </w:pPr>
+            <w:r>
+              <w:rPr>
+                <w:b w:val="false"/>
+                <w:bCs w:val="false"/>
+                <w:sz w:val="18"/>
+                <w:szCs w:val="18"/>
+              </w:rPr>
+              <w:t xml:space="preserve">Zie de tabel in hoofdstuk 7. Gespiegeld aan de weer-regels die ook in de campagne-prompt staan, zodat detectie en tekst niet tegenstrijdig kunnen worden.</w:t>
+            </w:r>
+          </w:p>
+        </w:tc>
+      </w:tr>
+      <w:tr>
+        <w:tc>
+          <w:tcPr>
+            <w:tcW w:type="dxa" w:w="1900"/>
+            <w:tcMar>
+              <w:top w:type="dxa" w:w="40"/>
+              <w:left w:type="dxa" w:w="80"/>
+              <w:bottom w:type="dxa" w:w="40"/>
+              <w:right w:type="dxa" w:w="80"/>
+            </w:tcMar>
+          </w:tcPr>
+          <w:p>
+            <w:pPr>
+              <w:spacing w:after="0"/>
+            </w:pPr>
+            <w:r>
+              <w:rPr>
+                <w:b w:val="false"/>
+                <w:bCs w:val="false"/>
+                <w:sz w:val="18"/>
+                <w:szCs w:val="18"/>
+              </w:rPr>
+              <w:t xml:space="preserve">Terugkoppeling</w:t>
+            </w:r>
+          </w:p>
+        </w:tc>
+        <w:tc>
+          <w:tcPr>
+            <w:tcW w:type="dxa" w:w="3100"/>
+            <w:tcMar>
+              <w:top w:type="dxa" w:w="40"/>
+              <w:left w:type="dxa" w:w="80"/>
+              <w:bottom w:type="dxa" w:w="40"/>
+              <w:right w:type="dxa" w:w="80"/>
+            </w:tcMar>
+          </w:tcPr>
+          <w:p>
+            <w:pPr>
+              <w:spacing w:after="0"/>
+            </w:pPr>
+            <w:r>
+              <w:rPr>
+                <w:b w:val="false"/>
+                <w:bCs w:val="false"/>
+                <w:sz w:val="18"/>
+                <w:szCs w:val="18"/>
+              </w:rPr>
+              <w:t xml:space="preserve">Minimaal 3 metingen per moment, krimp met n/(n+4), begrensd op ±25%. Ruim onder de cool-down: bijsturen, niet overrulen.</w:t>
+            </w:r>
+          </w:p>
+        </w:tc>
+      </w:tr>
+    </w:tbl>
+    <w:p>
+      <w:pPr>
+        <w:spacing w:after="120"/>
+      </w:pPr>
     </w:p>
     <w:p>
       <w:pPr>
@@ -3475,15 +5672,420 @@
           <w:bCs/>
           <w:color w:val="1F4A2D"/>
         </w:rPr>
-        <w:t xml:space="preserve">10. Waar het in de code zit</w:t>
-      </w:r>
-    </w:p>
-    <w:p>
-      <w:pPr>
-        <w:spacing w:after="120"/>
-      </w:pPr>
-      <w:r>
-        <w:t xml:space="preserve">apps/api/src/busyness/busyness.service.ts - BusynessService.getQuietMoments (het vulbaarheid-first model). Vastgelegd met tests in busyness.service.spec.ts. Bijgewerkt 2026-08-06: van anomalie-only naar vulbaarheid-first.</w:t>
+        <w:t xml:space="preserve">14. Waar het in de code zit</w:t>
+      </w:r>
+    </w:p>
+    <w:tbl>
+      <w:tblPr>
+        <w:tblW w:type="dxa" w:w="5000"/>
+        <w:tblBorders>
+          <w:top w:val="single" w:color="D9D3C4" w:sz="4"/>
+          <w:left w:val="single" w:color="D9D3C4" w:sz="4"/>
+          <w:bottom w:val="single" w:color="D9D3C4" w:sz="4"/>
+          <w:right w:val="single" w:color="D9D3C4" w:sz="4"/>
+          <w:insideH w:val="single" w:color="D9D3C4" w:sz="4"/>
+          <w:insideV w:val="single" w:color="D9D3C4" w:sz="4"/>
+        </w:tblBorders>
+      </w:tblPr>
+      <w:tblGrid>
+        <w:gridCol w:w="2300"/>
+        <w:gridCol w:w="2700"/>
+      </w:tblGrid>
+      <w:tr>
+        <w:tc>
+          <w:tcPr>
+            <w:tcW w:type="dxa" w:w="2300"/>
+            <w:shd w:fill="1F4A2D" w:val="clear"/>
+            <w:tcMar>
+              <w:top w:type="dxa" w:w="40"/>
+              <w:left w:type="dxa" w:w="80"/>
+              <w:bottom w:type="dxa" w:w="40"/>
+              <w:right w:type="dxa" w:w="80"/>
+            </w:tcMar>
+          </w:tcPr>
+          <w:p>
+            <w:pPr>
+              <w:spacing w:after="0"/>
+            </w:pPr>
+            <w:r>
+              <w:rPr>
+                <w:b/>
+                <w:bCs/>
+                <w:color w:val="FFFFFF"/>
+                <w:sz w:val="18"/>
+                <w:szCs w:val="18"/>
+              </w:rPr>
+              <w:t xml:space="preserve">Bestand</w:t>
+            </w:r>
+          </w:p>
+        </w:tc>
+        <w:tc>
+          <w:tcPr>
+            <w:tcW w:type="dxa" w:w="2700"/>
+            <w:shd w:fill="1F4A2D" w:val="clear"/>
+            <w:tcMar>
+              <w:top w:type="dxa" w:w="40"/>
+              <w:left w:type="dxa" w:w="80"/>
+              <w:bottom w:type="dxa" w:w="40"/>
+              <w:right w:type="dxa" w:w="80"/>
+            </w:tcMar>
+          </w:tcPr>
+          <w:p>
+            <w:pPr>
+              <w:spacing w:after="0"/>
+            </w:pPr>
+            <w:r>
+              <w:rPr>
+                <w:b/>
+                <w:bCs/>
+                <w:color w:val="FFFFFF"/>
+                <w:sz w:val="18"/>
+                <w:szCs w:val="18"/>
+              </w:rPr>
+              <w:t xml:space="preserve">Wat erin zit</w:t>
+            </w:r>
+          </w:p>
+        </w:tc>
+      </w:tr>
+      <w:tr>
+        <w:tc>
+          <w:tcPr>
+            <w:tcW w:type="dxa" w:w="2300"/>
+            <w:tcMar>
+              <w:top w:type="dxa" w:w="40"/>
+              <w:left w:type="dxa" w:w="80"/>
+              <w:bottom w:type="dxa" w:w="40"/>
+              <w:right w:type="dxa" w:w="80"/>
+            </w:tcMar>
+          </w:tcPr>
+          <w:p>
+            <w:pPr>
+              <w:spacing w:after="0"/>
+            </w:pPr>
+            <w:r>
+              <w:rPr>
+                <w:b w:val="false"/>
+                <w:bCs w:val="false"/>
+                <w:sz w:val="18"/>
+                <w:szCs w:val="18"/>
+              </w:rPr>
+              <w:t xml:space="preserve">busyness/busyness.service.ts</w:t>
+            </w:r>
+          </w:p>
+        </w:tc>
+        <w:tc>
+          <w:tcPr>
+            <w:tcW w:type="dxa" w:w="2700"/>
+            <w:tcMar>
+              <w:top w:type="dxa" w:w="40"/>
+              <w:left w:type="dxa" w:w="80"/>
+              <w:bottom w:type="dxa" w:w="40"/>
+              <w:right w:type="dxa" w:w="80"/>
+            </w:tcMar>
+          </w:tcPr>
+          <w:p>
+            <w:pPr>
+              <w:spacing w:after="0"/>
+            </w:pPr>
+            <w:r>
+              <w:rPr>
+                <w:b w:val="false"/>
+                <w:bCs w:val="false"/>
+                <w:sz w:val="18"/>
+                <w:szCs w:val="18"/>
+              </w:rPr>
+              <w:t xml:space="preserve">getQuietMoments: het model zelf, plus het laden van de datum-signalen en de beleidslaag.</w:t>
+            </w:r>
+          </w:p>
+        </w:tc>
+      </w:tr>
+      <w:tr>
+        <w:tc>
+          <w:tcPr>
+            <w:tcW w:type="dxa" w:w="2300"/>
+            <w:tcMar>
+              <w:top w:type="dxa" w:w="40"/>
+              <w:left w:type="dxa" w:w="80"/>
+              <w:bottom w:type="dxa" w:w="40"/>
+              <w:right w:type="dxa" w:w="80"/>
+            </w:tcMar>
+          </w:tcPr>
+          <w:p>
+            <w:pPr>
+              <w:spacing w:after="0"/>
+            </w:pPr>
+            <w:r>
+              <w:rPr>
+                <w:b w:val="false"/>
+                <w:bCs w:val="false"/>
+                <w:sz w:val="18"/>
+                <w:szCs w:val="18"/>
+              </w:rPr>
+              <w:t xml:space="preserve">busyness/quiet-signals.ts</w:t>
+            </w:r>
+          </w:p>
+        </w:tc>
+        <w:tc>
+          <w:tcPr>
+            <w:tcW w:type="dxa" w:w="2700"/>
+            <w:tcMar>
+              <w:top w:type="dxa" w:w="40"/>
+              <w:left w:type="dxa" w:w="80"/>
+              <w:bottom w:type="dxa" w:w="40"/>
+              <w:right w:type="dxa" w:w="80"/>
+            </w:tcMar>
+          </w:tcPr>
+          <w:p>
+            <w:pPr>
+              <w:spacing w:after="0"/>
+            </w:pPr>
+            <w:r>
+              <w:rPr>
+                <w:b w:val="false"/>
+                <w:bCs w:val="false"/>
+                <w:sz w:val="18"/>
+                <w:szCs w:val="18"/>
+              </w:rPr>
+              <w:t xml:space="preserve">De rekenregels, zonder database of netwerk: drukte-factor uit weer en evenementen, cool-down, terugkoppelings-weging.</w:t>
+            </w:r>
+          </w:p>
+        </w:tc>
+      </w:tr>
+      <w:tr>
+        <w:tc>
+          <w:tcPr>
+            <w:tcW w:type="dxa" w:w="2300"/>
+            <w:tcMar>
+              <w:top w:type="dxa" w:w="40"/>
+              <w:left w:type="dxa" w:w="80"/>
+              <w:bottom w:type="dxa" w:w="40"/>
+              <w:right w:type="dxa" w:w="80"/>
+            </w:tcMar>
+          </w:tcPr>
+          <w:p>
+            <w:pPr>
+              <w:spacing w:after="0"/>
+            </w:pPr>
+            <w:r>
+              <w:rPr>
+                <w:b w:val="false"/>
+                <w:bCs w:val="false"/>
+                <w:sz w:val="18"/>
+                <w:szCs w:val="18"/>
+              </w:rPr>
+              <w:t xml:space="preserve">busyness/quiet-feedback.service.ts</w:t>
+            </w:r>
+          </w:p>
+        </w:tc>
+        <w:tc>
+          <w:tcPr>
+            <w:tcW w:type="dxa" w:w="2700"/>
+            <w:tcMar>
+              <w:top w:type="dxa" w:w="40"/>
+              <w:left w:type="dxa" w:w="80"/>
+              <w:bottom w:type="dxa" w:w="40"/>
+              <w:right w:type="dxa" w:w="80"/>
+            </w:tcMar>
+          </w:tcPr>
+          <w:p>
+            <w:pPr>
+              <w:spacing w:after="0"/>
+            </w:pPr>
+            <w:r>
+              <w:rPr>
+                <w:b w:val="false"/>
+                <w:bCs w:val="false"/>
+                <w:sz w:val="18"/>
+                <w:szCs w:val="18"/>
+              </w:rPr>
+              <w:t xml:space="preserve">De meting achteraf: werd het doel-dagdeel echt voller?</w:t>
+            </w:r>
+          </w:p>
+        </w:tc>
+      </w:tr>
+      <w:tr>
+        <w:tc>
+          <w:tcPr>
+            <w:tcW w:type="dxa" w:w="2300"/>
+            <w:tcMar>
+              <w:top w:type="dxa" w:w="40"/>
+              <w:left w:type="dxa" w:w="80"/>
+              <w:bottom w:type="dxa" w:w="40"/>
+              <w:right w:type="dxa" w:w="80"/>
+            </w:tcMar>
+          </w:tcPr>
+          <w:p>
+            <w:pPr>
+              <w:spacing w:after="0"/>
+            </w:pPr>
+            <w:r>
+              <w:rPr>
+                <w:b w:val="false"/>
+                <w:bCs w:val="false"/>
+                <w:sz w:val="18"/>
+                <w:szCs w:val="18"/>
+              </w:rPr>
+              <w:t xml:space="preserve">ai/timing-factors.ts</w:t>
+            </w:r>
+          </w:p>
+        </w:tc>
+        <w:tc>
+          <w:tcPr>
+            <w:tcW w:type="dxa" w:w="2700"/>
+            <w:tcMar>
+              <w:top w:type="dxa" w:w="40"/>
+              <w:left w:type="dxa" w:w="80"/>
+              <w:bottom w:type="dxa" w:w="40"/>
+              <w:right w:type="dxa" w:w="80"/>
+            </w:tcMar>
+          </w:tcPr>
+          <w:p>
+            <w:pPr>
+              <w:spacing w:after="0"/>
+            </w:pPr>
+            <w:r>
+              <w:rPr>
+                <w:b w:val="false"/>
+                <w:bCs w:val="false"/>
+                <w:sz w:val="18"/>
+                <w:szCs w:val="18"/>
+              </w:rPr>
+              <w:t xml:space="preserve">De Nederlandse feestdagen, deterministisch uitgerekend.</w:t>
+            </w:r>
+          </w:p>
+        </w:tc>
+      </w:tr>
+      <w:tr>
+        <w:tc>
+          <w:tcPr>
+            <w:tcW w:type="dxa" w:w="2300"/>
+            <w:tcMar>
+              <w:top w:type="dxa" w:w="40"/>
+              <w:left w:type="dxa" w:w="80"/>
+              <w:bottom w:type="dxa" w:w="40"/>
+              <w:right w:type="dxa" w:w="80"/>
+            </w:tcMar>
+          </w:tcPr>
+          <w:p>
+            <w:pPr>
+              <w:spacing w:after="0"/>
+            </w:pPr>
+            <w:r>
+              <w:rPr>
+                <w:b w:val="false"/>
+                <w:bCs w:val="false"/>
+                <w:sz w:val="18"/>
+                <w:szCs w:val="18"/>
+              </w:rPr>
+              <w:t xml:space="preserve">events/ en weather/</w:t>
+            </w:r>
+          </w:p>
+        </w:tc>
+        <w:tc>
+          <w:tcPr>
+            <w:tcW w:type="dxa" w:w="2700"/>
+            <w:tcMar>
+              <w:top w:type="dxa" w:w="40"/>
+              <w:left w:type="dxa" w:w="80"/>
+              <w:bottom w:type="dxa" w:w="40"/>
+              <w:right w:type="dxa" w:w="80"/>
+            </w:tcMar>
+          </w:tcPr>
+          <w:p>
+            <w:pPr>
+              <w:spacing w:after="0"/>
+            </w:pPr>
+            <w:r>
+              <w:rPr>
+                <w:b w:val="false"/>
+                <w:bCs w:val="false"/>
+                <w:sz w:val="18"/>
+                <w:szCs w:val="18"/>
+              </w:rPr>
+              <w:t xml:space="preserve">De evenementen in de buurt en de weersverwachting.</w:t>
+            </w:r>
+          </w:p>
+        </w:tc>
+      </w:tr>
+      <w:tr>
+        <w:tc>
+          <w:tcPr>
+            <w:tcW w:type="dxa" w:w="2300"/>
+            <w:tcMar>
+              <w:top w:type="dxa" w:w="40"/>
+              <w:left w:type="dxa" w:w="80"/>
+              <w:bottom w:type="dxa" w:w="40"/>
+              <w:right w:type="dxa" w:w="80"/>
+            </w:tcMar>
+          </w:tcPr>
+          <w:p>
+            <w:pPr>
+              <w:spacing w:after="0"/>
+            </w:pPr>
+            <w:r>
+              <w:rPr>
+                <w:b w:val="false"/>
+                <w:bCs w:val="false"/>
+                <w:sz w:val="18"/>
+                <w:szCs w:val="18"/>
+              </w:rPr>
+              <w:t xml:space="preserve">migratie 0074</w:t>
+            </w:r>
+          </w:p>
+        </w:tc>
+        <w:tc>
+          <w:tcPr>
+            <w:tcW w:type="dxa" w:w="2700"/>
+            <w:tcMar>
+              <w:top w:type="dxa" w:w="40"/>
+              <w:left w:type="dxa" w:w="80"/>
+              <w:bottom w:type="dxa" w:w="40"/>
+              <w:right w:type="dxa" w:w="80"/>
+            </w:tcMar>
+          </w:tcPr>
+          <w:p>
+            <w:pPr>
+              <w:spacing w:after="0"/>
+            </w:pPr>
+            <w:r>
+              <w:rPr>
+                <w:b w:val="false"/>
+                <w:bCs w:val="false"/>
+                <w:sz w:val="18"/>
+                <w:szCs w:val="18"/>
+              </w:rPr>
+              <w:t xml:space="preserve">campaign_quiet_effect: de meetuitkomst per campagne.</w:t>
+            </w:r>
+          </w:p>
+        </w:tc>
+      </w:tr>
+    </w:tbl>
+    <w:p>
+      <w:pPr>
+        <w:spacing w:after="120"/>
+      </w:pPr>
+    </w:p>
+    <w:p>
+      <w:pPr>
+        <w:spacing w:after="120"/>
+      </w:pPr>
+      <w:r>
+        <w:t xml:space="preserve">Vastgelegd met tests: het model en de beleidslaag in busyness.service.spec.ts (waaronder een test die borgt dat over acht weken niet meer dan de helft van de voorstellen op dezelfde weekdag × dagdeel valt), de rekenregels in quiet-signals.spec.ts en de meting in quiet-feedback.spec.ts.</w:t>
+      </w:r>
+    </w:p>
+    <w:p>
+      <w:pPr>
+        <w:spacing w:after="120"/>
+      </w:pPr>
+      <w:r>
+        <w:rPr>
+          <w:b/>
+          <w:bCs/>
+        </w:rPr>
+        <w:t xml:space="preserve">Bijgewerkt</w:t>
+      </w:r>
+      <w:r>
+        <w:t xml:space="preserve"> 2026-08-06 (van anomalie-only naar vulbaarheid-first) en 2026-09-16 (datum-signalen, beleidslaag, structureel/incidenteel, terugkoppeling).</w:t>
       </w:r>
     </w:p>
     <w:sectPr>
